--- a/TesztdokumentációVizsga.docx
+++ b/TesztdokumentációVizsga.docx
@@ -1,6 +1,6 @@
 
 <file path=word/document.xml><?xml version="1.0" encoding="utf-8"?>
-<w:document xmlns:wpc="http://schemas.microsoft.com/office/word/2010/wordprocessingCanvas" xmlns:cx="http://schemas.microsoft.com/office/drawing/2014/chartex" xmlns:cx1="http://schemas.microsoft.com/office/drawing/2015/9/8/chartex" xmlns:cx2="http://schemas.microsoft.com/office/drawing/2015/10/21/chartex" xmlns:cx3="http://schemas.microsoft.com/office/drawing/2016/5/9/chartex" xmlns:cx4="http://schemas.microsoft.com/office/drawing/2016/5/10/chartex" xmlns:cx5="http://schemas.microsoft.com/office/drawing/2016/5/11/chartex" xmlns:cx6="http://schemas.microsoft.com/office/drawing/2016/5/12/chartex" xmlns:cx7="http://schemas.microsoft.com/office/drawing/2016/5/13/chartex" xmlns:cx8="http://schemas.microsoft.com/office/drawing/2016/5/14/chartex" xmlns:mc="http://schemas.openxmlformats.org/markup-compatibility/2006" xmlns:aink="http://schemas.microsoft.com/office/drawing/2016/ink" xmlns:am3d="http://schemas.microsoft.com/office/drawing/2017/model3d" xmlns:o="urn:schemas-microsoft-com:office:office" xmlns:r="http://schemas.openxmlformats.org/officeDocument/2006/relationships" xmlns:m="http://schemas.openxmlformats.org/officeDocument/2006/math" xmlns:v="urn:schemas-microsoft-com:vml" xmlns:wp14="http://schemas.microsoft.com/office/word/2010/wordprocessingDrawing" xmlns:wp="http://schemas.openxmlformats.org/drawingml/2006/wordprocessingDrawing" xmlns:w10="urn:schemas-microsoft-com:office:word" xmlns:w="http://schemas.openxmlformats.org/wordprocessingml/2006/main" xmlns:w14="http://schemas.microsoft.com/office/word/2010/wordml" xmlns:w15="http://schemas.microsoft.com/office/word/2012/wordml" xmlns:w16cid="http://schemas.microsoft.com/office/word/2016/wordml/cid" xmlns:w16se="http://schemas.microsoft.com/office/word/2015/wordml/symex" xmlns:wpg="http://schemas.microsoft.com/office/word/2010/wordprocessingGroup" xmlns:wpi="http://schemas.microsoft.com/office/word/2010/wordprocessingInk" xmlns:wne="http://schemas.microsoft.com/office/word/2006/wordml" xmlns:wps="http://schemas.microsoft.com/office/word/2010/wordprocessingShape" mc:Ignorable="w14 w15 w16se w16cid wp14">
+<w:document xmlns:wpc="http://schemas.microsoft.com/office/word/2010/wordprocessingCanvas" xmlns:cx="http://schemas.microsoft.com/office/drawing/2014/chartex" xmlns:cx1="http://schemas.microsoft.com/office/drawing/2015/9/8/chartex" xmlns:cx2="http://schemas.microsoft.com/office/drawing/2015/10/21/chartex" xmlns:cx3="http://schemas.microsoft.com/office/drawing/2016/5/9/chartex" xmlns:cx4="http://schemas.microsoft.com/office/drawing/2016/5/10/chartex" xmlns:cx5="http://schemas.microsoft.com/office/drawing/2016/5/11/chartex" xmlns:cx6="http://schemas.microsoft.com/office/drawing/2016/5/12/chartex" xmlns:cx7="http://schemas.microsoft.com/office/drawing/2016/5/13/chartex" xmlns:cx8="http://schemas.microsoft.com/office/drawing/2016/5/14/chartex" xmlns:mc="http://schemas.openxmlformats.org/markup-compatibility/2006" xmlns:aink="http://schemas.microsoft.com/office/drawing/2016/ink" xmlns:am3d="http://schemas.microsoft.com/office/drawing/2017/model3d" xmlns:o="urn:schemas-microsoft-com:office:office" xmlns:r="http://schemas.openxmlformats.org/officeDocument/2006/relationships" xmlns:m="http://schemas.openxmlformats.org/officeDocument/2006/math" xmlns:v="urn:schemas-microsoft-com:vml" xmlns:wp14="http://schemas.microsoft.com/office/word/2010/wordprocessingDrawing" xmlns:wp="http://schemas.openxmlformats.org/drawingml/2006/wordprocessingDrawing" xmlns:w10="urn:schemas-microsoft-com:office:word" xmlns:w="http://schemas.openxmlformats.org/wordprocessingml/2006/main" xmlns:w14="http://schemas.microsoft.com/office/word/2010/wordml" xmlns:w15="http://schemas.microsoft.com/office/word/2012/wordml" xmlns:w16cex="http://schemas.microsoft.com/office/word/2018/wordml/cex" xmlns:w16cid="http://schemas.microsoft.com/office/word/2016/wordml/cid" xmlns:w16="http://schemas.microsoft.com/office/word/2018/wordml" xmlns:w16sdtdh="http://schemas.microsoft.com/office/word/2020/wordml/sdtdatahash" xmlns:w16se="http://schemas.microsoft.com/office/word/2015/wordml/symex" xmlns:wpg="http://schemas.microsoft.com/office/word/2010/wordprocessingGroup" xmlns:wpi="http://schemas.microsoft.com/office/word/2010/wordprocessingInk" xmlns:wne="http://schemas.microsoft.com/office/word/2006/wordml" xmlns:wps="http://schemas.microsoft.com/office/word/2010/wordprocessingShape" mc:Ignorable="w14 w15 w16se w16cid w16 w16cex w16sdtdh wp14">
   <w:body>
     <w:p>
       <w:pPr>
@@ -132,29 +132,7 @@
           <w:i/>
           <w:iCs/>
         </w:rPr>
-        <w:t xml:space="preserve">Frontend : </w:t>
-      </w:r>
-      <w:proofErr w:type="spellStart"/>
-      <w:r>
-        <w:rPr>
-          <w:rFonts w:ascii="Times New Roman" w:hAnsi="Times New Roman" w:cs="Times New Roman"/>
-          <w:b/>
-          <w:bCs/>
-          <w:i/>
-          <w:iCs/>
-        </w:rPr>
-        <w:t>React</w:t>
-      </w:r>
-      <w:proofErr w:type="spellEnd"/>
-      <w:r>
-        <w:rPr>
-          <w:rFonts w:ascii="Times New Roman" w:hAnsi="Times New Roman" w:cs="Times New Roman"/>
-          <w:b/>
-          <w:bCs/>
-          <w:i/>
-          <w:iCs/>
-        </w:rPr>
-        <w:t xml:space="preserve"> alkalmazás</w:t>
+        <w:t>Frontend : React alkalmazás</w:t>
       </w:r>
     </w:p>
     <w:p>
@@ -168,40 +146,12 @@
         <w:rPr>
           <w:rFonts w:ascii="Times New Roman" w:hAnsi="Times New Roman" w:cs="Times New Roman"/>
         </w:rPr>
-        <w:t xml:space="preserve">A webalkalmazás frontend része </w:t>
-      </w:r>
-      <w:proofErr w:type="spellStart"/>
-      <w:r>
-        <w:rPr>
-          <w:rFonts w:ascii="Times New Roman" w:hAnsi="Times New Roman" w:cs="Times New Roman"/>
-        </w:rPr>
-        <w:t>React</w:t>
-      </w:r>
-      <w:proofErr w:type="spellEnd"/>
-      <w:r>
-        <w:rPr>
-          <w:rFonts w:ascii="Times New Roman" w:hAnsi="Times New Roman" w:cs="Times New Roman"/>
-        </w:rPr>
-        <w:t xml:space="preserve"> alapú alkalmazásként került megvalósításra. A felhasználói felület felelős a játékosokkal való interakcióért, az adatok megjelenítéséért, valamint a backend API-</w:t>
-      </w:r>
-      <w:proofErr w:type="spellStart"/>
-      <w:r>
-        <w:rPr>
-          <w:rFonts w:ascii="Times New Roman" w:hAnsi="Times New Roman" w:cs="Times New Roman"/>
-        </w:rPr>
-        <w:t>val</w:t>
-      </w:r>
-      <w:proofErr w:type="spellEnd"/>
-      <w:r>
-        <w:rPr>
-          <w:rFonts w:ascii="Times New Roman" w:hAnsi="Times New Roman" w:cs="Times New Roman"/>
-        </w:rPr>
-        <w:t xml:space="preserve"> történő kommunikációért.</w:t>
+        <w:t>A webalkalmazás frontend része React alapú alkalmazásként került megvalósításra. A felhasználói felület felelős a játékosokkal való interakcióért, az adatok megjelenítéséért, valamint a backend API-val történő kommunikációért.</w:t>
       </w:r>
     </w:p>
     <w:p>
       <w:pPr>
-        <w:pStyle w:val="Listaszerbekezds"/>
+        <w:pStyle w:val="ListParagraph"/>
         <w:numPr>
           <w:ilvl w:val="0"/>
           <w:numId w:val="1"/>
@@ -219,7 +169,7 @@
     </w:p>
     <w:p>
       <w:pPr>
-        <w:pStyle w:val="Listaszerbekezds"/>
+        <w:pStyle w:val="ListParagraph"/>
         <w:numPr>
           <w:ilvl w:val="0"/>
           <w:numId w:val="1"/>
@@ -232,26 +182,12 @@
         <w:rPr>
           <w:rFonts w:ascii="Times New Roman" w:hAnsi="Times New Roman" w:cs="Times New Roman"/>
         </w:rPr>
-        <w:t>Ranglista (</w:t>
-      </w:r>
-      <w:proofErr w:type="spellStart"/>
-      <w:r>
-        <w:rPr>
-          <w:rFonts w:ascii="Times New Roman" w:hAnsi="Times New Roman" w:cs="Times New Roman"/>
-        </w:rPr>
-        <w:t>Scoreboard</w:t>
-      </w:r>
-      <w:proofErr w:type="spellEnd"/>
-      <w:r>
-        <w:rPr>
-          <w:rFonts w:ascii="Times New Roman" w:hAnsi="Times New Roman" w:cs="Times New Roman"/>
-        </w:rPr>
-        <w:t>) oldal</w:t>
+        <w:t>Ranglista (Scoreboard) oldal</w:t>
       </w:r>
     </w:p>
     <w:p>
       <w:pPr>
-        <w:pStyle w:val="Listaszerbekezds"/>
+        <w:pStyle w:val="ListParagraph"/>
         <w:numPr>
           <w:ilvl w:val="0"/>
           <w:numId w:val="1"/>
@@ -260,19 +196,11 @@
           <w:rFonts w:ascii="Times New Roman" w:hAnsi="Times New Roman" w:cs="Times New Roman"/>
         </w:rPr>
       </w:pPr>
-      <w:proofErr w:type="spellStart"/>
-      <w:r>
-        <w:rPr>
-          <w:rFonts w:ascii="Times New Roman" w:hAnsi="Times New Roman" w:cs="Times New Roman"/>
-        </w:rPr>
-        <w:t>Token</w:t>
-      </w:r>
-      <w:proofErr w:type="spellEnd"/>
-      <w:r>
-        <w:rPr>
-          <w:rFonts w:ascii="Times New Roman" w:hAnsi="Times New Roman" w:cs="Times New Roman"/>
-        </w:rPr>
-        <w:t xml:space="preserve"> kezelés</w:t>
+      <w:r>
+        <w:rPr>
+          <w:rFonts w:ascii="Times New Roman" w:hAnsi="Times New Roman" w:cs="Times New Roman"/>
+        </w:rPr>
+        <w:t>Token kezelés</w:t>
       </w:r>
     </w:p>
     <w:p>
@@ -286,7 +214,6 @@
           <w:iCs/>
         </w:rPr>
       </w:pPr>
-      <w:proofErr w:type="spellStart"/>
       <w:r>
         <w:rPr>
           <w:rFonts w:ascii="Times New Roman" w:hAnsi="Times New Roman" w:cs="Times New Roman"/>
@@ -297,7 +224,6 @@
         </w:rPr>
         <w:t>Backnend</w:t>
       </w:r>
-      <w:proofErr w:type="spellEnd"/>
       <w:r>
         <w:rPr>
           <w:rFonts w:ascii="Times New Roman" w:hAnsi="Times New Roman" w:cs="Times New Roman"/>
@@ -326,29 +252,7 @@
           <w:i/>
           <w:iCs/>
         </w:rPr>
-        <w:t xml:space="preserve">ASP.NET </w:t>
-      </w:r>
-      <w:proofErr w:type="spellStart"/>
-      <w:r>
-        <w:rPr>
-          <w:rFonts w:ascii="Times New Roman" w:hAnsi="Times New Roman" w:cs="Times New Roman"/>
-          <w:b/>
-          <w:bCs/>
-          <w:i/>
-          <w:iCs/>
-        </w:rPr>
-        <w:t>Core</w:t>
-      </w:r>
-      <w:proofErr w:type="spellEnd"/>
-      <w:r>
-        <w:rPr>
-          <w:rFonts w:ascii="Times New Roman" w:hAnsi="Times New Roman" w:cs="Times New Roman"/>
-          <w:b/>
-          <w:bCs/>
-          <w:i/>
-          <w:iCs/>
-        </w:rPr>
-        <w:t xml:space="preserve"> Web API</w:t>
+        <w:t>ASP.NET Core Web API</w:t>
       </w:r>
     </w:p>
     <w:p>
@@ -370,25 +274,7 @@
           <w:b/>
           <w:bCs/>
         </w:rPr>
-        <w:t xml:space="preserve">ASP.NET </w:t>
-      </w:r>
-      <w:proofErr w:type="spellStart"/>
-      <w:r>
-        <w:rPr>
-          <w:rFonts w:ascii="Times New Roman" w:hAnsi="Times New Roman" w:cs="Times New Roman"/>
-          <w:b/>
-          <w:bCs/>
-        </w:rPr>
-        <w:t>Core</w:t>
-      </w:r>
-      <w:proofErr w:type="spellEnd"/>
-      <w:r>
-        <w:rPr>
-          <w:rFonts w:ascii="Times New Roman" w:hAnsi="Times New Roman" w:cs="Times New Roman"/>
-          <w:b/>
-          <w:bCs/>
-        </w:rPr>
-        <w:t xml:space="preserve"> Web API</w:t>
+        <w:t>ASP.NET Core Web API</w:t>
       </w:r>
       <w:r>
         <w:rPr>
@@ -446,7 +332,7 @@
     </w:p>
     <w:p>
       <w:pPr>
-        <w:pStyle w:val="Listaszerbekezds"/>
+        <w:pStyle w:val="ListParagraph"/>
         <w:numPr>
           <w:ilvl w:val="0"/>
           <w:numId w:val="4"/>
@@ -468,40 +354,12 @@
         <w:rPr>
           <w:rFonts w:ascii="Times New Roman" w:hAnsi="Times New Roman" w:cs="Times New Roman"/>
         </w:rPr>
-        <w:t xml:space="preserve">: ASP.NET </w:t>
-      </w:r>
-      <w:proofErr w:type="spellStart"/>
-      <w:r>
-        <w:rPr>
-          <w:rFonts w:ascii="Times New Roman" w:hAnsi="Times New Roman" w:cs="Times New Roman"/>
-        </w:rPr>
-        <w:t>Core</w:t>
-      </w:r>
-      <w:proofErr w:type="spellEnd"/>
-      <w:r>
-        <w:rPr>
-          <w:rFonts w:ascii="Times New Roman" w:hAnsi="Times New Roman" w:cs="Times New Roman"/>
-        </w:rPr>
-        <w:t xml:space="preserve"> API tesztelése Postman vagy </w:t>
-      </w:r>
-      <w:proofErr w:type="spellStart"/>
-      <w:r>
-        <w:rPr>
-          <w:rFonts w:ascii="Times New Roman" w:hAnsi="Times New Roman" w:cs="Times New Roman"/>
-        </w:rPr>
-        <w:t>xUnit</w:t>
-      </w:r>
-      <w:proofErr w:type="spellEnd"/>
-      <w:r>
-        <w:rPr>
-          <w:rFonts w:ascii="Times New Roman" w:hAnsi="Times New Roman" w:cs="Times New Roman"/>
-        </w:rPr>
-        <w:t xml:space="preserve"> segítségével.</w:t>
+        <w:t>: ASP.NET Core API tesztelése xUnit segítségével.</w:t>
       </w:r>
     </w:p>
     <w:p>
       <w:pPr>
-        <w:pStyle w:val="Listaszerbekezds"/>
+        <w:pStyle w:val="ListParagraph"/>
         <w:numPr>
           <w:ilvl w:val="0"/>
           <w:numId w:val="4"/>
@@ -523,35 +381,7 @@
         <w:rPr>
           <w:rFonts w:ascii="Times New Roman" w:hAnsi="Times New Roman" w:cs="Times New Roman"/>
         </w:rPr>
-        <w:t xml:space="preserve"> </w:t>
-      </w:r>
-      <w:proofErr w:type="spellStart"/>
-      <w:r>
-        <w:rPr>
-          <w:rFonts w:ascii="Times New Roman" w:hAnsi="Times New Roman" w:cs="Times New Roman"/>
-        </w:rPr>
-        <w:t>React</w:t>
-      </w:r>
-      <w:proofErr w:type="spellEnd"/>
-      <w:r>
-        <w:rPr>
-          <w:rFonts w:ascii="Times New Roman" w:hAnsi="Times New Roman" w:cs="Times New Roman"/>
-        </w:rPr>
-        <w:t xml:space="preserve"> alkalmazás tesztelése manuálisan böngészőben, valamint szükség esetén </w:t>
-      </w:r>
-      <w:proofErr w:type="spellStart"/>
-      <w:r>
-        <w:rPr>
-          <w:rFonts w:ascii="Times New Roman" w:hAnsi="Times New Roman" w:cs="Times New Roman"/>
-        </w:rPr>
-        <w:t>Jest</w:t>
-      </w:r>
-      <w:proofErr w:type="spellEnd"/>
-      <w:r>
-        <w:rPr>
-          <w:rFonts w:ascii="Times New Roman" w:hAnsi="Times New Roman" w:cs="Times New Roman"/>
-        </w:rPr>
-        <w:t xml:space="preserve"> segítségével a komponensek ellenőrzésére.</w:t>
+        <w:t xml:space="preserve"> React alkalmazás tesztelése manuálisan böngészőben, valamint szükség esetén Jest segítségével a komponensek ellenőrzésére.</w:t>
       </w:r>
     </w:p>
     <w:p>
@@ -569,7 +399,7 @@
     </w:p>
     <w:p>
       <w:pPr>
-        <w:pStyle w:val="Listaszerbekezds"/>
+        <w:pStyle w:val="ListParagraph"/>
         <w:ind w:left="0"/>
         <w:rPr>
           <w:rFonts w:ascii="Times New Roman" w:hAnsi="Times New Roman" w:cs="Times New Roman"/>
@@ -597,7 +427,7 @@
     </w:p>
     <w:p>
       <w:pPr>
-        <w:pStyle w:val="Listaszerbekezds"/>
+        <w:pStyle w:val="ListParagraph"/>
         <w:ind w:left="0" w:firstLine="284"/>
         <w:rPr>
           <w:rFonts w:ascii="Times New Roman" w:hAnsi="Times New Roman" w:cs="Times New Roman"/>
@@ -644,7 +474,7 @@
     </w:p>
     <w:p>
       <w:pPr>
-        <w:pStyle w:val="Listaszerbekezds"/>
+        <w:pStyle w:val="ListParagraph"/>
         <w:tabs>
           <w:tab w:val="left" w:pos="426"/>
         </w:tabs>
@@ -750,6 +580,7 @@
           <w:rFonts w:ascii="Times New Roman" w:hAnsi="Times New Roman" w:cs="Times New Roman"/>
           <w:b/>
           <w:bCs/>
+          <w:noProof/>
         </w:rPr>
         <w:drawing>
           <wp:anchor distT="0" distB="0" distL="114300" distR="114300" simplePos="0" relativeHeight="251658240" behindDoc="0" locked="0" layoutInCell="1" allowOverlap="1" wp14:anchorId="7F01900F" wp14:editId="26BC489D">
@@ -820,7 +651,7 @@
     </w:p>
     <w:tbl>
       <w:tblPr>
-        <w:tblStyle w:val="Rcsostblzat"/>
+        <w:tblStyle w:val="TableGrid"/>
         <w:tblW w:w="0" w:type="auto"/>
         <w:tblBorders>
           <w:top w:val="none" w:sz="0" w:space="0" w:color="auto"/>
@@ -1006,15 +837,16 @@
       <w:r>
         <w:rPr>
           <w:rFonts w:ascii="Times New Roman" w:hAnsi="Times New Roman" w:cs="Times New Roman"/>
+          <w:noProof/>
         </w:rPr>
         <w:drawing>
-          <wp:anchor distT="0" distB="0" distL="114300" distR="114300" simplePos="0" relativeHeight="251661312" behindDoc="0" locked="0" layoutInCell="1" allowOverlap="1" wp14:anchorId="55DE16F7" wp14:editId="51620564">
+          <wp:anchor distT="0" distB="0" distL="114300" distR="114300" simplePos="0" relativeHeight="251661312" behindDoc="0" locked="0" layoutInCell="1" allowOverlap="1" wp14:anchorId="55DE16F7" wp14:editId="52AF329E">
             <wp:simplePos x="0" y="0"/>
             <wp:positionH relativeFrom="margin">
-              <wp:posOffset>2407920</wp:posOffset>
+              <wp:posOffset>2415623</wp:posOffset>
             </wp:positionH>
             <wp:positionV relativeFrom="paragraph">
-              <wp:posOffset>4949825</wp:posOffset>
+              <wp:posOffset>5267767</wp:posOffset>
             </wp:positionV>
             <wp:extent cx="4152900" cy="924560"/>
             <wp:effectExtent l="190500" t="190500" r="190500" b="199390"/>
@@ -1077,15 +909,88 @@
           </wp:anchor>
         </w:drawing>
       </w:r>
-      <w:bookmarkStart w:id="0" w:name="_GoBack"/>
-      <w:r>
-        <w:rPr>
-          <w:rFonts w:ascii="Times New Roman" w:hAnsi="Times New Roman" w:cs="Times New Roman"/>
-          <w:b/>
-          <w:bCs/>
+      <w:r>
+        <w:rPr>
+          <w:rFonts w:ascii="Times New Roman" w:hAnsi="Times New Roman" w:cs="Times New Roman"/>
+          <w:b/>
+          <w:bCs/>
+          <w:noProof/>
         </w:rPr>
         <w:drawing>
-          <wp:anchor distT="0" distB="0" distL="114300" distR="114300" simplePos="0" relativeHeight="251660288" behindDoc="0" locked="0" layoutInCell="1" allowOverlap="1" wp14:anchorId="56999A87" wp14:editId="17B16ABB">
+          <wp:anchor distT="0" distB="0" distL="114300" distR="114300" simplePos="0" relativeHeight="251659264" behindDoc="0" locked="0" layoutInCell="1" allowOverlap="1" wp14:anchorId="7E6F6D7D" wp14:editId="343917B6">
+            <wp:simplePos x="0" y="0"/>
+            <wp:positionH relativeFrom="column">
+              <wp:posOffset>2150276</wp:posOffset>
+            </wp:positionH>
+            <wp:positionV relativeFrom="paragraph">
+              <wp:posOffset>1834681</wp:posOffset>
+            </wp:positionV>
+            <wp:extent cx="3724275" cy="1028866"/>
+            <wp:effectExtent l="152400" t="152400" r="352425" b="361950"/>
+            <wp:wrapNone/>
+            <wp:docPr id="2" name="Kép 2"/>
+            <wp:cNvGraphicFramePr>
+              <a:graphicFrameLocks xmlns:a="http://schemas.openxmlformats.org/drawingml/2006/main" noChangeAspect="1"/>
+            </wp:cNvGraphicFramePr>
+            <a:graphic xmlns:a="http://schemas.openxmlformats.org/drawingml/2006/main">
+              <a:graphicData uri="http://schemas.openxmlformats.org/drawingml/2006/picture">
+                <pic:pic xmlns:pic="http://schemas.openxmlformats.org/drawingml/2006/picture">
+                  <pic:nvPicPr>
+                    <pic:cNvPr id="1" name=""/>
+                    <pic:cNvPicPr/>
+                  </pic:nvPicPr>
+                  <pic:blipFill>
+                    <a:blip r:embed="rId8">
+                      <a:extLst>
+                        <a:ext uri="{28A0092B-C50C-407E-A947-70E740481C1C}">
+                          <a14:useLocalDpi xmlns:a14="http://schemas.microsoft.com/office/drawing/2010/main" val="0"/>
+                        </a:ext>
+                      </a:extLst>
+                    </a:blip>
+                    <a:stretch>
+                      <a:fillRect/>
+                    </a:stretch>
+                  </pic:blipFill>
+                  <pic:spPr>
+                    <a:xfrm>
+                      <a:off x="0" y="0"/>
+                      <a:ext cx="3724275" cy="1028866"/>
+                    </a:xfrm>
+                    <a:prstGeom prst="rect">
+                      <a:avLst/>
+                    </a:prstGeom>
+                    <a:ln>
+                      <a:noFill/>
+                    </a:ln>
+                    <a:effectLst>
+                      <a:outerShdw blurRad="292100" dist="139700" dir="2700000" algn="tl" rotWithShape="0">
+                        <a:srgbClr val="333333">
+                          <a:alpha val="65000"/>
+                        </a:srgbClr>
+                      </a:outerShdw>
+                    </a:effectLst>
+                  </pic:spPr>
+                </pic:pic>
+              </a:graphicData>
+            </a:graphic>
+            <wp14:sizeRelH relativeFrom="page">
+              <wp14:pctWidth>0</wp14:pctWidth>
+            </wp14:sizeRelH>
+            <wp14:sizeRelV relativeFrom="page">
+              <wp14:pctHeight>0</wp14:pctHeight>
+            </wp14:sizeRelV>
+          </wp:anchor>
+        </w:drawing>
+      </w:r>
+      <w:r>
+        <w:rPr>
+          <w:rFonts w:ascii="Times New Roman" w:hAnsi="Times New Roman" w:cs="Times New Roman"/>
+          <w:b/>
+          <w:bCs/>
+          <w:noProof/>
+        </w:rPr>
+        <w:drawing>
+          <wp:anchor distT="0" distB="0" distL="114300" distR="114300" simplePos="0" relativeHeight="251660288" behindDoc="0" locked="0" layoutInCell="1" allowOverlap="1" wp14:anchorId="56999A87" wp14:editId="60C995C5">
             <wp:simplePos x="0" y="0"/>
             <wp:positionH relativeFrom="margin">
               <wp:posOffset>-133350</wp:posOffset>
@@ -1108,7 +1013,7 @@
                     <pic:cNvPicPr/>
                   </pic:nvPicPr>
                   <pic:blipFill>
-                    <a:blip r:embed="rId8">
+                    <a:blip r:embed="rId9">
                       <a:extLst>
                         <a:ext uri="{28A0092B-C50C-407E-A947-70E740481C1C}">
                           <a14:useLocalDpi xmlns:a14="http://schemas.microsoft.com/office/drawing/2010/main" val="0"/>
@@ -1150,104 +1055,13 @@
           </wp:anchor>
         </w:drawing>
       </w:r>
-      <w:bookmarkEnd w:id="0"/>
-      <w:r>
-        <w:rPr>
-          <w:rFonts w:ascii="Times New Roman" w:hAnsi="Times New Roman" w:cs="Times New Roman"/>
-          <w:b/>
-          <w:bCs/>
-        </w:rPr>
-        <w:drawing>
-          <wp:anchor distT="0" distB="0" distL="114300" distR="114300" simplePos="0" relativeHeight="251659264" behindDoc="0" locked="0" layoutInCell="1" allowOverlap="1" wp14:anchorId="7E6F6D7D" wp14:editId="306D12E9">
-            <wp:simplePos x="0" y="0"/>
-            <wp:positionH relativeFrom="column">
-              <wp:posOffset>957580</wp:posOffset>
-            </wp:positionH>
-            <wp:positionV relativeFrom="paragraph">
-              <wp:posOffset>1739265</wp:posOffset>
-            </wp:positionV>
-            <wp:extent cx="3724275" cy="1028866"/>
-            <wp:effectExtent l="152400" t="152400" r="352425" b="361950"/>
-            <wp:wrapNone/>
-            <wp:docPr id="2" name="Kép 2"/>
-            <wp:cNvGraphicFramePr>
-              <a:graphicFrameLocks xmlns:a="http://schemas.openxmlformats.org/drawingml/2006/main" noChangeAspect="1"/>
-            </wp:cNvGraphicFramePr>
-            <a:graphic xmlns:a="http://schemas.openxmlformats.org/drawingml/2006/main">
-              <a:graphicData uri="http://schemas.openxmlformats.org/drawingml/2006/picture">
-                <pic:pic xmlns:pic="http://schemas.openxmlformats.org/drawingml/2006/picture">
-                  <pic:nvPicPr>
-                    <pic:cNvPr id="1" name=""/>
-                    <pic:cNvPicPr/>
-                  </pic:nvPicPr>
-                  <pic:blipFill>
-                    <a:blip r:embed="rId9">
-                      <a:extLst>
-                        <a:ext uri="{28A0092B-C50C-407E-A947-70E740481C1C}">
-                          <a14:useLocalDpi xmlns:a14="http://schemas.microsoft.com/office/drawing/2010/main" val="0"/>
-                        </a:ext>
-                      </a:extLst>
-                    </a:blip>
-                    <a:stretch>
-                      <a:fillRect/>
-                    </a:stretch>
-                  </pic:blipFill>
-                  <pic:spPr>
-                    <a:xfrm>
-                      <a:off x="0" y="0"/>
-                      <a:ext cx="3724275" cy="1028866"/>
-                    </a:xfrm>
-                    <a:prstGeom prst="rect">
-                      <a:avLst/>
-                    </a:prstGeom>
-                    <a:ln>
-                      <a:noFill/>
-                    </a:ln>
-                    <a:effectLst>
-                      <a:outerShdw blurRad="292100" dist="139700" dir="2700000" algn="tl" rotWithShape="0">
-                        <a:srgbClr val="333333">
-                          <a:alpha val="65000"/>
-                        </a:srgbClr>
-                      </a:outerShdw>
-                    </a:effectLst>
-                  </pic:spPr>
-                </pic:pic>
-              </a:graphicData>
-            </a:graphic>
-            <wp14:sizeRelH relativeFrom="page">
-              <wp14:pctWidth>0</wp14:pctWidth>
-            </wp14:sizeRelH>
-            <wp14:sizeRelV relativeFrom="page">
-              <wp14:pctHeight>0</wp14:pctHeight>
-            </wp14:sizeRelV>
-          </wp:anchor>
-        </w:drawing>
-      </w:r>
-      <w:r>
-        <w:rPr>
-          <w:rFonts w:ascii="Times New Roman" w:hAnsi="Times New Roman" w:cs="Times New Roman"/>
-          <w:b/>
-          <w:bCs/>
-        </w:rPr>
-        <w:t>Ranglista (</w:t>
-      </w:r>
-      <w:proofErr w:type="spellStart"/>
-      <w:r>
-        <w:rPr>
-          <w:rFonts w:ascii="Times New Roman" w:hAnsi="Times New Roman" w:cs="Times New Roman"/>
-          <w:b/>
-          <w:bCs/>
-        </w:rPr>
-        <w:t>Scoreboard</w:t>
-      </w:r>
-      <w:proofErr w:type="spellEnd"/>
-      <w:r>
-        <w:rPr>
-          <w:rFonts w:ascii="Times New Roman" w:hAnsi="Times New Roman" w:cs="Times New Roman"/>
-          <w:b/>
-          <w:bCs/>
-        </w:rPr>
-        <w:t>) oldal tesztelése:</w:t>
+      <w:r>
+        <w:rPr>
+          <w:rFonts w:ascii="Times New Roman" w:hAnsi="Times New Roman" w:cs="Times New Roman"/>
+          <w:b/>
+          <w:bCs/>
+        </w:rPr>
+        <w:t>Ranglista (Scoreboard) oldal tesztelése:</w:t>
       </w:r>
       <w:r>
         <w:rPr>
@@ -1266,7 +1080,7 @@
     </w:p>
     <w:tbl>
       <w:tblPr>
-        <w:tblStyle w:val="Rcsostblzat"/>
+        <w:tblStyle w:val="TableGrid"/>
         <w:tblW w:w="0" w:type="auto"/>
         <w:tblBorders>
           <w:top w:val="none" w:sz="0" w:space="0" w:color="auto"/>
@@ -1415,7 +1229,39 @@
           <w:bCs/>
         </w:rPr>
         <w:lastRenderedPageBreak/>
-        <w:t>Tökén</w:t>
+        <w:t>T</w:t>
+      </w:r>
+      <w:r>
+        <w:rPr>
+          <w:rFonts w:ascii="Times New Roman" w:hAnsi="Times New Roman" w:cs="Times New Roman"/>
+          <w:b/>
+          <w:bCs/>
+        </w:rPr>
+        <w:t>o</w:t>
+      </w:r>
+      <w:r>
+        <w:rPr>
+          <w:rFonts w:ascii="Times New Roman" w:hAnsi="Times New Roman" w:cs="Times New Roman"/>
+          <w:b/>
+          <w:bCs/>
+        </w:rPr>
+        <w:t>k</w:t>
+      </w:r>
+      <w:r>
+        <w:rPr>
+          <w:rFonts w:ascii="Times New Roman" w:hAnsi="Times New Roman" w:cs="Times New Roman"/>
+          <w:b/>
+          <w:bCs/>
+        </w:rPr>
+        <w:t>e</w:t>
+      </w:r>
+      <w:r>
+        <w:rPr>
+          <w:rFonts w:ascii="Times New Roman" w:hAnsi="Times New Roman" w:cs="Times New Roman"/>
+          <w:b/>
+          <w:bCs/>
+        </w:rPr>
+        <w:t>n</w:t>
       </w:r>
       <w:r>
         <w:rPr>
@@ -1430,26 +1276,12 @@
           <w:rFonts w:ascii="Times New Roman" w:hAnsi="Times New Roman" w:cs="Times New Roman"/>
         </w:rPr>
         <w:br/>
-        <w:t xml:space="preserve">A teszt célja annak ellenőrzése, hogy a bejelentkezés után a </w:t>
-      </w:r>
-      <w:proofErr w:type="spellStart"/>
-      <w:r>
-        <w:rPr>
-          <w:rFonts w:ascii="Times New Roman" w:hAnsi="Times New Roman" w:cs="Times New Roman"/>
-        </w:rPr>
-        <w:t>token</w:t>
-      </w:r>
-      <w:proofErr w:type="spellEnd"/>
-      <w:r>
-        <w:rPr>
-          <w:rFonts w:ascii="Times New Roman" w:hAnsi="Times New Roman" w:cs="Times New Roman"/>
-        </w:rPr>
-        <w:t xml:space="preserve"> megfelelően tárolódik-e és használható-e a védett oldalak eléréséhez.</w:t>
+        <w:t>A teszt célja annak ellenőrzése, hogy a bejelentkezés után a token megfelelően tárolódik-e és használható-e a védett oldalak eléréséhez.</w:t>
       </w:r>
     </w:p>
     <w:tbl>
       <w:tblPr>
-        <w:tblStyle w:val="Rcsostblzat"/>
+        <w:tblStyle w:val="TableGrid"/>
         <w:tblW w:w="0" w:type="auto"/>
         <w:tblBorders>
           <w:top w:val="none" w:sz="0" w:space="0" w:color="auto"/>
@@ -1568,21 +1400,7 @@
               <w:rPr>
                 <w:rFonts w:ascii="Times New Roman" w:hAnsi="Times New Roman" w:cs="Times New Roman"/>
               </w:rPr>
-              <w:t xml:space="preserve">A </w:t>
-            </w:r>
-            <w:proofErr w:type="spellStart"/>
-            <w:r>
-              <w:rPr>
-                <w:rFonts w:ascii="Times New Roman" w:hAnsi="Times New Roman" w:cs="Times New Roman"/>
-              </w:rPr>
-              <w:t>token</w:t>
-            </w:r>
-            <w:proofErr w:type="spellEnd"/>
-            <w:r>
-              <w:rPr>
-                <w:rFonts w:ascii="Times New Roman" w:hAnsi="Times New Roman" w:cs="Times New Roman"/>
-              </w:rPr>
-              <w:t xml:space="preserve"> mentésre kerül és a felhasználó hozzáfér a védett oldalakhoz</w:t>
+              <w:t>A token mentésre kerül és a felhasználó hozzáfér a védett oldalakhoz</w:t>
             </w:r>
           </w:p>
         </w:tc>
@@ -1593,14 +1411,17 @@
         <w:spacing w:before="4400"/>
       </w:pPr>
       <w:r>
+        <w:rPr>
+          <w:noProof/>
+        </w:rPr>
         <w:drawing>
-          <wp:anchor distT="0" distB="0" distL="114300" distR="114300" simplePos="0" relativeHeight="251663360" behindDoc="0" locked="0" layoutInCell="1" allowOverlap="1" wp14:anchorId="48A6C7B9" wp14:editId="7E6D520E">
+          <wp:anchor distT="0" distB="0" distL="114300" distR="114300" simplePos="0" relativeHeight="251663360" behindDoc="0" locked="0" layoutInCell="1" allowOverlap="1" wp14:anchorId="48A6C7B9" wp14:editId="4B76B0E2">
             <wp:simplePos x="0" y="0"/>
             <wp:positionH relativeFrom="margin">
-              <wp:posOffset>1085850</wp:posOffset>
+              <wp:posOffset>1356111</wp:posOffset>
             </wp:positionH>
             <wp:positionV relativeFrom="paragraph">
-              <wp:posOffset>1874520</wp:posOffset>
+              <wp:posOffset>1788409</wp:posOffset>
             </wp:positionV>
             <wp:extent cx="4573270" cy="988556"/>
             <wp:effectExtent l="152400" t="152400" r="360680" b="364490"/>
@@ -1660,14 +1481,17 @@
         </w:drawing>
       </w:r>
       <w:r>
+        <w:rPr>
+          <w:noProof/>
+        </w:rPr>
         <w:drawing>
-          <wp:anchor distT="0" distB="0" distL="114300" distR="114300" simplePos="0" relativeHeight="251662336" behindDoc="0" locked="0" layoutInCell="1" allowOverlap="1" wp14:anchorId="47B69194" wp14:editId="087BD2F1">
+          <wp:anchor distT="0" distB="0" distL="114300" distR="114300" simplePos="0" relativeHeight="251662336" behindDoc="0" locked="0" layoutInCell="1" allowOverlap="1" wp14:anchorId="47B69194" wp14:editId="211FD6D8">
             <wp:simplePos x="0" y="0"/>
             <wp:positionH relativeFrom="margin">
-              <wp:align>left</wp:align>
+              <wp:posOffset>1326</wp:posOffset>
             </wp:positionH>
             <wp:positionV relativeFrom="paragraph">
-              <wp:posOffset>150495</wp:posOffset>
+              <wp:posOffset>17228</wp:posOffset>
             </wp:positionV>
             <wp:extent cx="4573631" cy="1695450"/>
             <wp:effectExtent l="152400" t="152400" r="360680" b="361950"/>
@@ -1698,7 +1522,7 @@
                   <pic:spPr>
                     <a:xfrm>
                       <a:off x="0" y="0"/>
-                      <a:ext cx="4575279" cy="1696061"/>
+                      <a:ext cx="4573631" cy="1695450"/>
                     </a:xfrm>
                     <a:prstGeom prst="rect">
                       <a:avLst/>
@@ -1726,13 +1550,9 @@
           </wp:anchor>
         </w:drawing>
       </w:r>
-      <w:r>
-        <w:t xml:space="preserve">  </w:t>
-      </w:r>
-      <w:r>
-        <w:br w:type="page"/>
-      </w:r>
-      <w:r>
+    </w:p>
+    <w:p>
+      <w:pPr>
         <w:rPr>
           <w:rFonts w:ascii="Times New Roman" w:hAnsi="Times New Roman" w:cs="Times New Roman"/>
           <w:b/>
@@ -1742,8 +1562,1289 @@
           <w:sz w:val="28"/>
           <w:szCs w:val="28"/>
         </w:rPr>
+      </w:pPr>
+      <w:r>
+        <w:rPr>
+          <w:rFonts w:ascii="Times New Roman" w:hAnsi="Times New Roman" w:cs="Times New Roman"/>
+          <w:b/>
+          <w:bCs/>
+          <w:i/>
+          <w:iCs/>
+          <w:sz w:val="28"/>
+          <w:szCs w:val="28"/>
+        </w:rPr>
+        <w:br w:type="page"/>
+      </w:r>
+      <w:r>
+        <w:rPr>
+          <w:rFonts w:ascii="Times New Roman" w:hAnsi="Times New Roman" w:cs="Times New Roman"/>
+          <w:b/>
+          <w:bCs/>
+          <w:sz w:val="28"/>
+          <w:szCs w:val="28"/>
+        </w:rPr>
         <w:lastRenderedPageBreak/>
-        <w:t>Tesztek kiértékelése</w:t>
+        <w:t>Backend</w:t>
+      </w:r>
+      <w:r>
+        <w:rPr>
+          <w:rFonts w:ascii="Times New Roman" w:hAnsi="Times New Roman" w:cs="Times New Roman"/>
+          <w:b/>
+          <w:bCs/>
+          <w:i/>
+          <w:iCs/>
+          <w:sz w:val="28"/>
+          <w:szCs w:val="28"/>
+        </w:rPr>
+        <w:t xml:space="preserve"> </w:t>
+      </w:r>
+      <w:r>
+        <w:rPr>
+          <w:rFonts w:ascii="Times New Roman" w:hAnsi="Times New Roman" w:cs="Times New Roman"/>
+          <w:b/>
+          <w:bCs/>
+          <w:sz w:val="28"/>
+          <w:szCs w:val="28"/>
+        </w:rPr>
+        <w:t>tesztek</w:t>
+      </w:r>
+    </w:p>
+    <w:p>
+      <w:pPr>
+        <w:pStyle w:val="ListParagraph"/>
+        <w:tabs>
+          <w:tab w:val="left" w:pos="426"/>
+        </w:tabs>
+        <w:ind w:left="426"/>
+        <w:rPr>
+          <w:rFonts w:ascii="Times New Roman" w:hAnsi="Times New Roman" w:cs="Times New Roman"/>
+          <w:b/>
+          <w:bCs/>
+        </w:rPr>
+      </w:pPr>
+      <w:r>
+        <w:rPr>
+          <w:rFonts w:ascii="Times New Roman" w:hAnsi="Times New Roman" w:cs="Times New Roman"/>
+          <w:b/>
+          <w:bCs/>
+        </w:rPr>
+        <w:t>Profilkép: egyedi feltöltött fájl</w:t>
+      </w:r>
+    </w:p>
+    <w:tbl>
+      <w:tblPr>
+        <w:tblStyle w:val="TableGrid"/>
+        <w:tblpPr w:leftFromText="180" w:rightFromText="180" w:vertAnchor="text" w:horzAnchor="margin" w:tblpXSpec="center" w:tblpY="837"/>
+        <w:tblW w:w="0" w:type="auto"/>
+        <w:tblBorders>
+          <w:top w:val="none" w:sz="0" w:space="0" w:color="auto"/>
+          <w:left w:val="none" w:sz="0" w:space="0" w:color="auto"/>
+          <w:bottom w:val="none" w:sz="0" w:space="0" w:color="auto"/>
+          <w:right w:val="none" w:sz="0" w:space="0" w:color="auto"/>
+          <w:insideH w:val="none" w:sz="0" w:space="0" w:color="auto"/>
+          <w:insideV w:val="none" w:sz="0" w:space="0" w:color="auto"/>
+        </w:tblBorders>
+        <w:tblLook w:val="04A0" w:firstRow="1" w:lastRow="0" w:firstColumn="1" w:lastColumn="0" w:noHBand="0" w:noVBand="1"/>
+      </w:tblPr>
+      <w:tblGrid>
+        <w:gridCol w:w="4531"/>
+      </w:tblGrid>
+      <w:tr>
+        <w:tc>
+          <w:tcPr>
+            <w:tcW w:w="4531" w:type="dxa"/>
+          </w:tcPr>
+          <w:p>
+            <w:pPr>
+              <w:jc w:val="center"/>
+              <w:rPr>
+                <w:rFonts w:ascii="Times New Roman" w:hAnsi="Times New Roman" w:cs="Times New Roman"/>
+                <w:b/>
+                <w:bCs/>
+              </w:rPr>
+            </w:pPr>
+            <w:r>
+              <w:rPr>
+                <w:rFonts w:ascii="Times New Roman" w:hAnsi="Times New Roman" w:cs="Times New Roman"/>
+                <w:b/>
+                <w:bCs/>
+              </w:rPr>
+              <w:t>Elvárt eredmény</w:t>
+            </w:r>
+          </w:p>
+        </w:tc>
+      </w:tr>
+      <w:tr>
+        <w:tc>
+          <w:tcPr>
+            <w:tcW w:w="4531" w:type="dxa"/>
+          </w:tcPr>
+          <w:p>
+            <w:pPr>
+              <w:spacing w:line="276" w:lineRule="auto"/>
+              <w:jc w:val="center"/>
+              <w:rPr>
+                <w:rFonts w:ascii="Times New Roman" w:hAnsi="Times New Roman" w:cs="Times New Roman"/>
+                <w:sz w:val="22"/>
+                <w:szCs w:val="22"/>
+              </w:rPr>
+            </w:pPr>
+            <w:r>
+              <w:rPr>
+                <w:rFonts w:ascii="Times New Roman" w:hAnsi="Times New Roman" w:cs="Times New Roman"/>
+              </w:rPr>
+              <w:t>A visszaadott string pontosan egyezik az elvárt összefűzött URL-lel.</w:t>
+            </w:r>
+          </w:p>
+        </w:tc>
+      </w:tr>
+      <w:tr>
+        <w:tc>
+          <w:tcPr>
+            <w:tcW w:w="4531" w:type="dxa"/>
+          </w:tcPr>
+          <w:p>
+            <w:pPr>
+              <w:spacing w:line="276" w:lineRule="auto"/>
+              <w:jc w:val="center"/>
+              <w:rPr>
+                <w:rFonts w:ascii="Times New Roman" w:hAnsi="Times New Roman" w:cs="Times New Roman"/>
+                <w:sz w:val="22"/>
+                <w:szCs w:val="22"/>
+              </w:rPr>
+            </w:pPr>
+            <w:r>
+              <w:rPr>
+                <w:rFonts w:ascii="Times New Roman" w:hAnsi="Times New Roman" w:cs="Times New Roman"/>
+              </w:rPr>
+              <w:t>A visszaadott string pontosan egyezik az elvárt összefűzött URL-lel.</w:t>
+            </w:r>
+          </w:p>
+        </w:tc>
+      </w:tr>
+    </w:tbl>
+    <w:p>
+      <w:pPr>
+        <w:pStyle w:val="ListParagraph"/>
+        <w:tabs>
+          <w:tab w:val="left" w:pos="426"/>
+        </w:tabs>
+        <w:spacing w:after="3360"/>
+        <w:ind w:left="432"/>
+        <w:rPr>
+          <w:rFonts w:ascii="Times New Roman" w:hAnsi="Times New Roman" w:cs="Times New Roman"/>
+          <w:b/>
+          <w:bCs/>
+          <w:i/>
+          <w:iCs/>
+        </w:rPr>
+      </w:pPr>
+      <w:r>
+        <w:rPr>
+          <w:noProof/>
+        </w:rPr>
+        <w:drawing>
+          <wp:anchor distT="0" distB="0" distL="114300" distR="114300" simplePos="0" relativeHeight="251674624" behindDoc="0" locked="0" layoutInCell="1" allowOverlap="1" wp14:anchorId="2B549883" wp14:editId="7EF88816">
+            <wp:simplePos x="0" y="0"/>
+            <wp:positionH relativeFrom="column">
+              <wp:posOffset>-358637</wp:posOffset>
+            </wp:positionH>
+            <wp:positionV relativeFrom="paragraph">
+              <wp:posOffset>1627643</wp:posOffset>
+            </wp:positionV>
+            <wp:extent cx="6701779" cy="1302385"/>
+            <wp:effectExtent l="0" t="0" r="4445" b="0"/>
+            <wp:wrapNone/>
+            <wp:docPr id="32" name="Picture 32"/>
+            <wp:cNvGraphicFramePr>
+              <a:graphicFrameLocks xmlns:a="http://schemas.openxmlformats.org/drawingml/2006/main" noChangeAspect="1"/>
+            </wp:cNvGraphicFramePr>
+            <a:graphic xmlns:a="http://schemas.openxmlformats.org/drawingml/2006/main">
+              <a:graphicData uri="http://schemas.openxmlformats.org/drawingml/2006/picture">
+                <pic:pic xmlns:pic="http://schemas.openxmlformats.org/drawingml/2006/picture">
+                  <pic:nvPicPr>
+                    <pic:cNvPr id="1" name=""/>
+                    <pic:cNvPicPr/>
+                  </pic:nvPicPr>
+                  <pic:blipFill>
+                    <a:blip r:embed="rId12">
+                      <a:extLst>
+                        <a:ext uri="{28A0092B-C50C-407E-A947-70E740481C1C}">
+                          <a14:useLocalDpi xmlns:a14="http://schemas.microsoft.com/office/drawing/2010/main" val="0"/>
+                        </a:ext>
+                      </a:extLst>
+                    </a:blip>
+                    <a:stretch>
+                      <a:fillRect/>
+                    </a:stretch>
+                  </pic:blipFill>
+                  <pic:spPr>
+                    <a:xfrm>
+                      <a:off x="0" y="0"/>
+                      <a:ext cx="6701779" cy="1302385"/>
+                    </a:xfrm>
+                    <a:prstGeom prst="rect">
+                      <a:avLst/>
+                    </a:prstGeom>
+                  </pic:spPr>
+                </pic:pic>
+              </a:graphicData>
+            </a:graphic>
+            <wp14:sizeRelH relativeFrom="margin">
+              <wp14:pctWidth>0</wp14:pctWidth>
+            </wp14:sizeRelH>
+            <wp14:sizeRelV relativeFrom="margin">
+              <wp14:pctHeight>0</wp14:pctHeight>
+            </wp14:sizeRelV>
+          </wp:anchor>
+        </w:drawing>
+      </w:r>
+      <w:r>
+        <w:rPr>
+          <w:rFonts w:ascii="Times New Roman" w:hAnsi="Times New Roman" w:cs="Times New Roman"/>
+        </w:rPr>
+        <w:t>Ha a felhasználónak van</w:t>
+      </w:r>
+      <w:r>
+        <w:rPr>
+          <w:rFonts w:ascii="Times New Roman" w:hAnsi="Times New Roman" w:cs="Times New Roman"/>
+        </w:rPr>
+        <w:t xml:space="preserve"> </w:t>
+      </w:r>
+      <w:r>
+        <w:rPr>
+          <w:rFonts w:ascii="Times New Roman" w:hAnsi="Times New Roman" w:cs="Times New Roman"/>
+        </w:rPr>
+        <w:t>CustomPictureUrl</w:t>
+      </w:r>
+      <w:r>
+        <w:rPr>
+          <w:rFonts w:ascii="Times New Roman" w:hAnsi="Times New Roman" w:cs="Times New Roman"/>
+        </w:rPr>
+        <w:t xml:space="preserve">-je </w:t>
+      </w:r>
+      <w:r>
+        <w:rPr>
+          <w:rFonts w:ascii="Times New Roman" w:hAnsi="Times New Roman" w:cs="Times New Roman"/>
+        </w:rPr>
+        <w:t>a visszaadott cím legyen a fix bázis URL + fájlnév (éles környezetben: `https://dongesz.com/images/...`).</w:t>
+      </w:r>
+      <w:r>
+        <w:rPr>
+          <w:noProof/>
+        </w:rPr>
+        <w:t xml:space="preserve"> </w:t>
+      </w:r>
+    </w:p>
+    <w:tbl>
+      <w:tblPr>
+        <w:tblW w:w="0" w:type="auto"/>
+        <w:tblCellSpacing w:w="15" w:type="dxa"/>
+        <w:tblInd w:w="3614" w:type="dxa"/>
+        <w:tblCellMar>
+          <w:top w:w="15" w:type="dxa"/>
+          <w:left w:w="15" w:type="dxa"/>
+          <w:bottom w:w="15" w:type="dxa"/>
+          <w:right w:w="15" w:type="dxa"/>
+        </w:tblCellMar>
+        <w:tblLook w:val="04A0" w:firstRow="1" w:lastRow="0" w:firstColumn="1" w:lastColumn="0" w:noHBand="0" w:noVBand="1"/>
+      </w:tblPr>
+      <w:tblGrid>
+        <w:gridCol w:w="96"/>
+      </w:tblGrid>
+      <w:tr>
+        <w:trPr>
+          <w:tblCellSpacing w:w="15" w:type="dxa"/>
+        </w:trPr>
+        <w:tc>
+          <w:tcPr>
+            <w:tcW w:w="0" w:type="auto"/>
+            <w:vAlign w:val="center"/>
+            <w:hideMark/>
+          </w:tcPr>
+          <w:p>
+            <w:pPr>
+              <w:rPr>
+                <w:rFonts w:ascii="Times New Roman" w:hAnsi="Times New Roman" w:cs="Times New Roman"/>
+              </w:rPr>
+            </w:pPr>
+          </w:p>
+        </w:tc>
+      </w:tr>
+    </w:tbl>
+    <w:p>
+      <w:pPr>
+        <w:rPr>
+          <w:rFonts w:ascii="Times New Roman" w:hAnsi="Times New Roman" w:cs="Times New Roman"/>
+          <w:vanish/>
+        </w:rPr>
+      </w:pPr>
+    </w:p>
+    <w:tbl>
+      <w:tblPr>
+        <w:tblStyle w:val="TableGrid"/>
+        <w:tblpPr w:leftFromText="180" w:rightFromText="180" w:vertAnchor="text" w:horzAnchor="margin" w:tblpXSpec="center" w:tblpY="5578"/>
+        <w:tblW w:w="0" w:type="auto"/>
+        <w:tblBorders>
+          <w:top w:val="none" w:sz="0" w:space="0" w:color="auto"/>
+          <w:left w:val="none" w:sz="0" w:space="0" w:color="auto"/>
+          <w:bottom w:val="none" w:sz="0" w:space="0" w:color="auto"/>
+          <w:right w:val="none" w:sz="0" w:space="0" w:color="auto"/>
+          <w:insideH w:val="none" w:sz="0" w:space="0" w:color="auto"/>
+          <w:insideV w:val="none" w:sz="0" w:space="0" w:color="auto"/>
+        </w:tblBorders>
+        <w:tblLook w:val="04A0" w:firstRow="1" w:lastRow="0" w:firstColumn="1" w:lastColumn="0" w:noHBand="0" w:noVBand="1"/>
+      </w:tblPr>
+      <w:tblGrid>
+        <w:gridCol w:w="3649"/>
+      </w:tblGrid>
+      <w:tr>
+        <w:trPr>
+          <w:trHeight w:val="433"/>
+        </w:trPr>
+        <w:tc>
+          <w:tcPr>
+            <w:tcW w:w="3649" w:type="dxa"/>
+          </w:tcPr>
+          <w:p>
+            <w:pPr>
+              <w:spacing w:line="20" w:lineRule="atLeast"/>
+              <w:jc w:val="center"/>
+              <w:rPr>
+                <w:rFonts w:ascii="Times New Roman" w:hAnsi="Times New Roman" w:cs="Times New Roman"/>
+                <w:b/>
+                <w:bCs/>
+              </w:rPr>
+            </w:pPr>
+            <w:r>
+              <w:rPr>
+                <w:rFonts w:ascii="Times New Roman" w:hAnsi="Times New Roman" w:cs="Times New Roman"/>
+                <w:b/>
+                <w:bCs/>
+              </w:rPr>
+              <w:t>Elvárt eredmény</w:t>
+            </w:r>
+          </w:p>
+        </w:tc>
+      </w:tr>
+      <w:tr>
+        <w:trPr>
+          <w:trHeight w:val="1305"/>
+        </w:trPr>
+        <w:tc>
+          <w:tcPr>
+            <w:tcW w:w="3649" w:type="dxa"/>
+          </w:tcPr>
+          <w:p>
+            <w:pPr>
+              <w:spacing w:line="20" w:lineRule="atLeast"/>
+              <w:jc w:val="center"/>
+              <w:rPr>
+                <w:rFonts w:ascii="Times New Roman" w:hAnsi="Times New Roman" w:cs="Times New Roman"/>
+              </w:rPr>
+            </w:pPr>
+            <w:r>
+              <w:rPr>
+                <w:rFonts w:ascii="Times New Roman" w:hAnsi="Times New Roman" w:cs="Times New Roman"/>
+              </w:rPr>
+              <w:t>A helper a DefaultPictures.DefaultPictureUrl</w:t>
+            </w:r>
+          </w:p>
+          <w:p>
+            <w:pPr>
+              <w:spacing w:line="20" w:lineRule="atLeast"/>
+              <w:jc w:val="center"/>
+              <w:rPr>
+                <w:rFonts w:ascii="Times New Roman" w:hAnsi="Times New Roman" w:cs="Times New Roman"/>
+              </w:rPr>
+            </w:pPr>
+            <w:r>
+              <w:rPr>
+                <w:rFonts w:ascii="Times New Roman" w:hAnsi="Times New Roman" w:cs="Times New Roman"/>
+              </w:rPr>
+              <w:t xml:space="preserve">értékét adja vissza (nem a fájlnév + </w:t>
+            </w:r>
+            <w:r>
+              <w:rPr>
+                <w:rFonts w:ascii="Times New Roman" w:hAnsi="Times New Roman" w:cs="Times New Roman"/>
+              </w:rPr>
+              <w:t>base</w:t>
+            </w:r>
+            <w:r>
+              <w:rPr>
+                <w:rFonts w:ascii="Times New Roman" w:hAnsi="Times New Roman" w:cs="Times New Roman"/>
+              </w:rPr>
+              <w:t xml:space="preserve"> URL mintát).</w:t>
+            </w:r>
+          </w:p>
+          <w:p>
+            <w:pPr>
+              <w:spacing w:line="20" w:lineRule="atLeast"/>
+              <w:rPr>
+                <w:rFonts w:ascii="Times New Roman" w:hAnsi="Times New Roman" w:cs="Times New Roman"/>
+              </w:rPr>
+            </w:pPr>
+          </w:p>
+        </w:tc>
+      </w:tr>
+    </w:tbl>
+    <w:p>
+      <w:pPr>
+        <w:spacing w:before="4440" w:line="276" w:lineRule="auto"/>
+        <w:ind w:left="425"/>
+        <w:rPr>
+          <w:rFonts w:ascii="Times New Roman" w:hAnsi="Times New Roman" w:cs="Times New Roman"/>
+        </w:rPr>
+      </w:pPr>
+      <w:r>
+        <w:rPr>
+          <w:rFonts w:ascii="Times New Roman" w:hAnsi="Times New Roman" w:cs="Times New Roman"/>
+        </w:rPr>
+        <w:drawing>
+          <wp:anchor distT="0" distB="0" distL="114300" distR="114300" simplePos="0" relativeHeight="251675648" behindDoc="0" locked="0" layoutInCell="1" allowOverlap="1" wp14:anchorId="5938F6C3" wp14:editId="2D1A056E">
+            <wp:simplePos x="0" y="0"/>
+            <wp:positionH relativeFrom="page">
+              <wp:posOffset>509877</wp:posOffset>
+            </wp:positionH>
+            <wp:positionV relativeFrom="paragraph">
+              <wp:posOffset>4801677</wp:posOffset>
+            </wp:positionV>
+            <wp:extent cx="6687047" cy="1204435"/>
+            <wp:effectExtent l="0" t="0" r="0" b="0"/>
+            <wp:wrapNone/>
+            <wp:docPr id="33" name="Picture 33"/>
+            <wp:cNvGraphicFramePr>
+              <a:graphicFrameLocks xmlns:a="http://schemas.openxmlformats.org/drawingml/2006/main" noChangeAspect="1"/>
+            </wp:cNvGraphicFramePr>
+            <a:graphic xmlns:a="http://schemas.openxmlformats.org/drawingml/2006/main">
+              <a:graphicData uri="http://schemas.openxmlformats.org/drawingml/2006/picture">
+                <pic:pic xmlns:pic="http://schemas.openxmlformats.org/drawingml/2006/picture">
+                  <pic:nvPicPr>
+                    <pic:cNvPr id="1" name=""/>
+                    <pic:cNvPicPr/>
+                  </pic:nvPicPr>
+                  <pic:blipFill>
+                    <a:blip r:embed="rId13">
+                      <a:extLst>
+                        <a:ext uri="{28A0092B-C50C-407E-A947-70E740481C1C}">
+                          <a14:useLocalDpi xmlns:a14="http://schemas.microsoft.com/office/drawing/2010/main" val="0"/>
+                        </a:ext>
+                      </a:extLst>
+                    </a:blip>
+                    <a:stretch>
+                      <a:fillRect/>
+                    </a:stretch>
+                  </pic:blipFill>
+                  <pic:spPr>
+                    <a:xfrm>
+                      <a:off x="0" y="0"/>
+                      <a:ext cx="6687047" cy="1204435"/>
+                    </a:xfrm>
+                    <a:prstGeom prst="rect">
+                      <a:avLst/>
+                    </a:prstGeom>
+                  </pic:spPr>
+                </pic:pic>
+              </a:graphicData>
+            </a:graphic>
+            <wp14:sizeRelH relativeFrom="margin">
+              <wp14:pctWidth>0</wp14:pctWidth>
+            </wp14:sizeRelH>
+            <wp14:sizeRelV relativeFrom="margin">
+              <wp14:pctHeight>0</wp14:pctHeight>
+            </wp14:sizeRelV>
+          </wp:anchor>
+        </w:drawing>
+      </w:r>
+      <w:r>
+        <w:rPr>
+          <w:rFonts w:ascii="Times New Roman" w:hAnsi="Times New Roman" w:cs="Times New Roman"/>
+          <w:b/>
+          <w:bCs/>
+        </w:rPr>
+        <w:drawing>
+          <wp:anchor distT="0" distB="0" distL="114300" distR="114300" simplePos="0" relativeHeight="251673600" behindDoc="0" locked="0" layoutInCell="1" allowOverlap="1" wp14:anchorId="49460378" wp14:editId="4E6A57B9">
+            <wp:simplePos x="0" y="0"/>
+            <wp:positionH relativeFrom="margin">
+              <wp:align>center</wp:align>
+            </wp:positionH>
+            <wp:positionV relativeFrom="paragraph">
+              <wp:posOffset>484919</wp:posOffset>
+            </wp:positionV>
+            <wp:extent cx="4269850" cy="2169283"/>
+            <wp:effectExtent l="0" t="0" r="0" b="2540"/>
+            <wp:wrapNone/>
+            <wp:docPr id="27" name="Picture 27"/>
+            <wp:cNvGraphicFramePr>
+              <a:graphicFrameLocks xmlns:a="http://schemas.openxmlformats.org/drawingml/2006/main" noChangeAspect="1"/>
+            </wp:cNvGraphicFramePr>
+            <a:graphic xmlns:a="http://schemas.openxmlformats.org/drawingml/2006/main">
+              <a:graphicData uri="http://schemas.openxmlformats.org/drawingml/2006/picture">
+                <pic:pic xmlns:pic="http://schemas.openxmlformats.org/drawingml/2006/picture">
+                  <pic:nvPicPr>
+                    <pic:cNvPr id="1" name=""/>
+                    <pic:cNvPicPr/>
+                  </pic:nvPicPr>
+                  <pic:blipFill>
+                    <a:blip r:embed="rId14">
+                      <a:extLst>
+                        <a:ext uri="{28A0092B-C50C-407E-A947-70E740481C1C}">
+                          <a14:useLocalDpi xmlns:a14="http://schemas.microsoft.com/office/drawing/2010/main" val="0"/>
+                        </a:ext>
+                      </a:extLst>
+                    </a:blip>
+                    <a:stretch>
+                      <a:fillRect/>
+                    </a:stretch>
+                  </pic:blipFill>
+                  <pic:spPr>
+                    <a:xfrm>
+                      <a:off x="0" y="0"/>
+                      <a:ext cx="4269850" cy="2169283"/>
+                    </a:xfrm>
+                    <a:prstGeom prst="rect">
+                      <a:avLst/>
+                    </a:prstGeom>
+                  </pic:spPr>
+                </pic:pic>
+              </a:graphicData>
+            </a:graphic>
+            <wp14:sizeRelH relativeFrom="margin">
+              <wp14:pctWidth>0</wp14:pctWidth>
+            </wp14:sizeRelH>
+            <wp14:sizeRelV relativeFrom="margin">
+              <wp14:pctHeight>0</wp14:pctHeight>
+            </wp14:sizeRelV>
+          </wp:anchor>
+        </w:drawing>
+      </w:r>
+      <w:r>
+        <w:rPr>
+          <w:rFonts w:ascii="Times New Roman" w:hAnsi="Times New Roman" w:cs="Times New Roman"/>
+          <w:b/>
+          <w:bCs/>
+        </w:rPr>
+        <w:t>Profilkép: alapértelmezett kép a `DefaultPictures` táblából</w:t>
+      </w:r>
+      <w:r>
+        <w:rPr>
+          <w:rFonts w:ascii="Times New Roman" w:hAnsi="Times New Roman" w:cs="Times New Roman"/>
+          <w:b/>
+          <w:bCs/>
+        </w:rPr>
+        <w:br/>
+      </w:r>
+      <w:r>
+        <w:rPr>
+          <w:rFonts w:ascii="Times New Roman" w:hAnsi="Times New Roman" w:cs="Times New Roman"/>
+        </w:rPr>
+        <w:t>Ha nincs egyedi kép, de van `DefaultPictureUrl` foreign key és</w:t>
+      </w:r>
+      <w:r>
+        <w:rPr>
+          <w:noProof/>
+        </w:rPr>
+        <w:t xml:space="preserve"> </w:t>
+      </w:r>
+      <w:r>
+        <w:rPr>
+          <w:rFonts w:ascii="Times New Roman" w:hAnsi="Times New Roman" w:cs="Times New Roman"/>
+        </w:rPr>
+        <w:t xml:space="preserve"> a táblában szerepel a teljes URL, az kerüljön vissza.</w:t>
+      </w:r>
+    </w:p>
+    <w:p>
+      <w:pPr>
+        <w:spacing w:before="4400"/>
+        <w:ind w:left="425"/>
+        <w:rPr>
+          <w:rFonts w:ascii="Times New Roman" w:hAnsi="Times New Roman" w:cs="Times New Roman"/>
+          <w:b/>
+          <w:bCs/>
+        </w:rPr>
+      </w:pPr>
+      <w:r>
+        <w:rPr>
+          <w:rFonts w:ascii="Times New Roman" w:hAnsi="Times New Roman" w:cs="Times New Roman"/>
+          <w:b/>
+          <w:bCs/>
+        </w:rPr>
+        <w:lastRenderedPageBreak/>
+        <w:drawing>
+          <wp:anchor distT="0" distB="0" distL="114300" distR="114300" simplePos="0" relativeHeight="251676672" behindDoc="0" locked="0" layoutInCell="1" allowOverlap="1" wp14:anchorId="40F11168" wp14:editId="2396B921">
+            <wp:simplePos x="0" y="0"/>
+            <wp:positionH relativeFrom="column">
+              <wp:posOffset>761365</wp:posOffset>
+            </wp:positionH>
+            <wp:positionV relativeFrom="paragraph">
+              <wp:posOffset>-533179</wp:posOffset>
+            </wp:positionV>
+            <wp:extent cx="4277802" cy="2645805"/>
+            <wp:effectExtent l="0" t="0" r="8890" b="2540"/>
+            <wp:wrapNone/>
+            <wp:docPr id="34" name="Picture 34"/>
+            <wp:cNvGraphicFramePr>
+              <a:graphicFrameLocks xmlns:a="http://schemas.openxmlformats.org/drawingml/2006/main" noChangeAspect="1"/>
+            </wp:cNvGraphicFramePr>
+            <a:graphic xmlns:a="http://schemas.openxmlformats.org/drawingml/2006/main">
+              <a:graphicData uri="http://schemas.openxmlformats.org/drawingml/2006/picture">
+                <pic:pic xmlns:pic="http://schemas.openxmlformats.org/drawingml/2006/picture">
+                  <pic:nvPicPr>
+                    <pic:cNvPr id="1" name=""/>
+                    <pic:cNvPicPr/>
+                  </pic:nvPicPr>
+                  <pic:blipFill>
+                    <a:blip r:embed="rId15">
+                      <a:extLst>
+                        <a:ext uri="{28A0092B-C50C-407E-A947-70E740481C1C}">
+                          <a14:useLocalDpi xmlns:a14="http://schemas.microsoft.com/office/drawing/2010/main" val="0"/>
+                        </a:ext>
+                      </a:extLst>
+                    </a:blip>
+                    <a:stretch>
+                      <a:fillRect/>
+                    </a:stretch>
+                  </pic:blipFill>
+                  <pic:spPr>
+                    <a:xfrm>
+                      <a:off x="0" y="0"/>
+                      <a:ext cx="4277802" cy="2645805"/>
+                    </a:xfrm>
+                    <a:prstGeom prst="rect">
+                      <a:avLst/>
+                    </a:prstGeom>
+                  </pic:spPr>
+                </pic:pic>
+              </a:graphicData>
+            </a:graphic>
+            <wp14:sizeRelH relativeFrom="margin">
+              <wp14:pctWidth>0</wp14:pctWidth>
+            </wp14:sizeRelH>
+            <wp14:sizeRelV relativeFrom="margin">
+              <wp14:pctHeight>0</wp14:pctHeight>
+            </wp14:sizeRelV>
+          </wp:anchor>
+        </w:drawing>
+      </w:r>
+    </w:p>
+    <w:p>
+      <w:pPr>
+        <w:spacing w:before="3360"/>
+        <w:ind w:left="432"/>
+        <w:rPr>
+          <w:rFonts w:ascii="Times New Roman" w:hAnsi="Times New Roman" w:cs="Times New Roman"/>
+        </w:rPr>
+      </w:pPr>
+      <w:r>
+        <w:rPr>
+          <w:rFonts w:ascii="Times New Roman" w:hAnsi="Times New Roman" w:cs="Times New Roman"/>
+          <w:b/>
+          <w:bCs/>
+        </w:rPr>
+        <w:t>Auth kliens: üres `authUserId`</w:t>
+      </w:r>
+      <w:r>
+        <w:rPr>
+          <w:rFonts w:ascii="Times New Roman" w:hAnsi="Times New Roman" w:cs="Times New Roman"/>
+        </w:rPr>
+        <w:br/>
+      </w:r>
+      <w:r>
+        <w:rPr>
+          <w:rFonts w:ascii="Times New Roman" w:hAnsi="Times New Roman" w:cs="Times New Roman"/>
+        </w:rPr>
+        <w:t>A `DeleteIdentityUserAsync` ne induljon el érvénytelen azonosítóval.</w:t>
+      </w:r>
+      <w:r>
+        <w:rPr>
+          <w:rFonts w:ascii="Times New Roman" w:hAnsi="Times New Roman" w:cs="Times New Roman"/>
+        </w:rPr>
+        <w:t>.</w:t>
+      </w:r>
+    </w:p>
+    <w:tbl>
+      <w:tblPr>
+        <w:tblStyle w:val="TableGrid"/>
+        <w:tblW w:w="0" w:type="auto"/>
+        <w:tblInd w:w="2276" w:type="dxa"/>
+        <w:tblBorders>
+          <w:top w:val="none" w:sz="0" w:space="0" w:color="auto"/>
+          <w:left w:val="none" w:sz="0" w:space="0" w:color="auto"/>
+          <w:bottom w:val="none" w:sz="0" w:space="0" w:color="auto"/>
+          <w:right w:val="none" w:sz="0" w:space="0" w:color="auto"/>
+          <w:insideH w:val="none" w:sz="0" w:space="0" w:color="auto"/>
+          <w:insideV w:val="none" w:sz="0" w:space="0" w:color="auto"/>
+        </w:tblBorders>
+        <w:tblLook w:val="04A0" w:firstRow="1" w:lastRow="0" w:firstColumn="1" w:lastColumn="0" w:noHBand="0" w:noVBand="1"/>
+      </w:tblPr>
+      <w:tblGrid>
+        <w:gridCol w:w="4493"/>
+      </w:tblGrid>
+      <w:tr>
+        <w:trPr>
+          <w:trHeight w:val="483"/>
+        </w:trPr>
+        <w:tc>
+          <w:tcPr>
+            <w:tcW w:w="4493" w:type="dxa"/>
+          </w:tcPr>
+          <w:p>
+            <w:pPr>
+              <w:jc w:val="center"/>
+              <w:rPr>
+                <w:rFonts w:ascii="Times New Roman" w:hAnsi="Times New Roman" w:cs="Times New Roman"/>
+                <w:b/>
+                <w:bCs/>
+              </w:rPr>
+            </w:pPr>
+            <w:r>
+              <w:rPr>
+                <w:rFonts w:ascii="Times New Roman" w:hAnsi="Times New Roman" w:cs="Times New Roman"/>
+                <w:b/>
+                <w:bCs/>
+              </w:rPr>
+              <w:t>Elvárt eredmény</w:t>
+            </w:r>
+          </w:p>
+        </w:tc>
+      </w:tr>
+      <w:tr>
+        <w:trPr>
+          <w:trHeight w:val="794"/>
+        </w:trPr>
+        <w:tc>
+          <w:tcPr>
+            <w:tcW w:w="4493" w:type="dxa"/>
+          </w:tcPr>
+          <w:p>
+            <w:pPr>
+              <w:spacing w:line="276" w:lineRule="auto"/>
+              <w:jc w:val="center"/>
+              <w:rPr>
+                <w:rFonts w:ascii="Times New Roman" w:hAnsi="Times New Roman" w:cs="Times New Roman"/>
+              </w:rPr>
+            </w:pPr>
+            <w:r>
+              <w:rPr>
+                <w:rFonts w:ascii="Times New Roman" w:hAnsi="Times New Roman" w:cs="Times New Roman"/>
+              </w:rPr>
+              <w:t>ArgumentException dobódik (pl. csak whitespace bemenet).</w:t>
+            </w:r>
+          </w:p>
+        </w:tc>
+      </w:tr>
+    </w:tbl>
+    <w:p>
+      <w:pPr>
+        <w:rPr>
+          <w:rFonts w:ascii="Times New Roman" w:hAnsi="Times New Roman" w:cs="Times New Roman"/>
+          <w:b/>
+          <w:bCs/>
+          <w:i/>
+          <w:iCs/>
+          <w:sz w:val="28"/>
+          <w:szCs w:val="28"/>
+        </w:rPr>
+      </w:pPr>
+      <w:r>
+        <w:rPr>
+          <w:rFonts w:ascii="Times New Roman" w:hAnsi="Times New Roman" w:cs="Times New Roman"/>
+          <w:b/>
+          <w:bCs/>
+          <w:i/>
+          <w:iCs/>
+          <w:sz w:val="28"/>
+          <w:szCs w:val="28"/>
+        </w:rPr>
+        <w:drawing>
+          <wp:anchor distT="0" distB="0" distL="114300" distR="114300" simplePos="0" relativeHeight="251677696" behindDoc="0" locked="0" layoutInCell="1" allowOverlap="1" wp14:anchorId="1FD79FC7" wp14:editId="4FF14D47">
+            <wp:simplePos x="0" y="0"/>
+            <wp:positionH relativeFrom="margin">
+              <wp:posOffset>-374705</wp:posOffset>
+            </wp:positionH>
+            <wp:positionV relativeFrom="paragraph">
+              <wp:posOffset>97100</wp:posOffset>
+            </wp:positionV>
+            <wp:extent cx="6686550" cy="1286896"/>
+            <wp:effectExtent l="0" t="0" r="0" b="8890"/>
+            <wp:wrapNone/>
+            <wp:docPr id="35" name="Picture 35"/>
+            <wp:cNvGraphicFramePr>
+              <a:graphicFrameLocks xmlns:a="http://schemas.openxmlformats.org/drawingml/2006/main" noChangeAspect="1"/>
+            </wp:cNvGraphicFramePr>
+            <a:graphic xmlns:a="http://schemas.openxmlformats.org/drawingml/2006/main">
+              <a:graphicData uri="http://schemas.openxmlformats.org/drawingml/2006/picture">
+                <pic:pic xmlns:pic="http://schemas.openxmlformats.org/drawingml/2006/picture">
+                  <pic:nvPicPr>
+                    <pic:cNvPr id="1" name=""/>
+                    <pic:cNvPicPr/>
+                  </pic:nvPicPr>
+                  <pic:blipFill>
+                    <a:blip r:embed="rId16">
+                      <a:extLst>
+                        <a:ext uri="{28A0092B-C50C-407E-A947-70E740481C1C}">
+                          <a14:useLocalDpi xmlns:a14="http://schemas.microsoft.com/office/drawing/2010/main" val="0"/>
+                        </a:ext>
+                      </a:extLst>
+                    </a:blip>
+                    <a:stretch>
+                      <a:fillRect/>
+                    </a:stretch>
+                  </pic:blipFill>
+                  <pic:spPr>
+                    <a:xfrm>
+                      <a:off x="0" y="0"/>
+                      <a:ext cx="6686550" cy="1286896"/>
+                    </a:xfrm>
+                    <a:prstGeom prst="rect">
+                      <a:avLst/>
+                    </a:prstGeom>
+                  </pic:spPr>
+                </pic:pic>
+              </a:graphicData>
+            </a:graphic>
+            <wp14:sizeRelH relativeFrom="margin">
+              <wp14:pctWidth>0</wp14:pctWidth>
+            </wp14:sizeRelH>
+            <wp14:sizeRelV relativeFrom="margin">
+              <wp14:pctHeight>0</wp14:pctHeight>
+            </wp14:sizeRelV>
+          </wp:anchor>
+        </w:drawing>
+      </w:r>
+      <w:r>
+        <w:t xml:space="preserve">  </w:t>
+      </w:r>
+    </w:p>
+    <w:p>
+      <w:pPr>
+        <w:rPr>
+          <w:rFonts w:ascii="Times New Roman" w:hAnsi="Times New Roman" w:cs="Times New Roman"/>
+          <w:b/>
+          <w:bCs/>
+        </w:rPr>
+      </w:pPr>
+      <w:r>
+        <w:rPr>
+          <w:rFonts w:ascii="Times New Roman" w:hAnsi="Times New Roman" w:cs="Times New Roman"/>
+          <w:b/>
+          <w:bCs/>
+          <w:i/>
+          <w:iCs/>
+          <w:sz w:val="28"/>
+          <w:szCs w:val="28"/>
+        </w:rPr>
+        <w:drawing>
+          <wp:anchor distT="0" distB="0" distL="114300" distR="114300" simplePos="0" relativeHeight="251678720" behindDoc="0" locked="0" layoutInCell="1" allowOverlap="1" wp14:anchorId="1ECF0133" wp14:editId="5C83DFF4">
+            <wp:simplePos x="0" y="0"/>
+            <wp:positionH relativeFrom="margin">
+              <wp:posOffset>230394</wp:posOffset>
+            </wp:positionH>
+            <wp:positionV relativeFrom="paragraph">
+              <wp:posOffset>1388386</wp:posOffset>
+            </wp:positionV>
+            <wp:extent cx="5760720" cy="1949450"/>
+            <wp:effectExtent l="0" t="0" r="0" b="0"/>
+            <wp:wrapNone/>
+            <wp:docPr id="37" name="Picture 37"/>
+            <wp:cNvGraphicFramePr>
+              <a:graphicFrameLocks xmlns:a="http://schemas.openxmlformats.org/drawingml/2006/main" noChangeAspect="1"/>
+            </wp:cNvGraphicFramePr>
+            <a:graphic xmlns:a="http://schemas.openxmlformats.org/drawingml/2006/main">
+              <a:graphicData uri="http://schemas.openxmlformats.org/drawingml/2006/picture">
+                <pic:pic xmlns:pic="http://schemas.openxmlformats.org/drawingml/2006/picture">
+                  <pic:nvPicPr>
+                    <pic:cNvPr id="1" name=""/>
+                    <pic:cNvPicPr/>
+                  </pic:nvPicPr>
+                  <pic:blipFill>
+                    <a:blip r:embed="rId17">
+                      <a:extLst>
+                        <a:ext uri="{28A0092B-C50C-407E-A947-70E740481C1C}">
+                          <a14:useLocalDpi xmlns:a14="http://schemas.microsoft.com/office/drawing/2010/main" val="0"/>
+                        </a:ext>
+                      </a:extLst>
+                    </a:blip>
+                    <a:stretch>
+                      <a:fillRect/>
+                    </a:stretch>
+                  </pic:blipFill>
+                  <pic:spPr>
+                    <a:xfrm>
+                      <a:off x="0" y="0"/>
+                      <a:ext cx="5760720" cy="1949450"/>
+                    </a:xfrm>
+                    <a:prstGeom prst="rect">
+                      <a:avLst/>
+                    </a:prstGeom>
+                  </pic:spPr>
+                </pic:pic>
+              </a:graphicData>
+            </a:graphic>
+          </wp:anchor>
+        </w:drawing>
+      </w:r>
+      <w:r>
+        <w:rPr>
+          <w:rFonts w:ascii="Times New Roman" w:hAnsi="Times New Roman" w:cs="Times New Roman"/>
+          <w:b/>
+          <w:bCs/>
+        </w:rPr>
+        <w:br w:type="page"/>
+      </w:r>
+    </w:p>
+    <w:p>
+      <w:pPr>
+        <w:spacing w:before="5760" w:after="240"/>
+        <w:ind w:left="432"/>
+        <w:rPr>
+          <w:rFonts w:ascii="Times New Roman" w:hAnsi="Times New Roman" w:cs="Times New Roman"/>
+        </w:rPr>
+      </w:pPr>
+      <w:r>
+        <w:rPr>
+          <w:rFonts w:ascii="Times New Roman" w:hAnsi="Times New Roman" w:cs="Times New Roman"/>
+          <w:b/>
+          <w:bCs/>
+        </w:rPr>
+        <w:lastRenderedPageBreak/>
+        <w:t>Auth kliens: sikeres törlés és HTTP részletek</w:t>
+      </w:r>
+      <w:r>
+        <w:rPr>
+          <w:rFonts w:ascii="Times New Roman" w:hAnsi="Times New Roman" w:cs="Times New Roman"/>
+        </w:rPr>
+        <w:br/>
+      </w:r>
+      <w:r>
+        <w:rPr>
+          <w:rFonts w:ascii="Times New Roman" w:hAnsi="Times New Roman" w:cs="Times New Roman"/>
+        </w:rPr>
+        <w:t>Konfigurált BaseUrl és InternalApiKey</w:t>
+      </w:r>
+      <w:r>
+        <w:rPr>
+          <w:rFonts w:ascii="Times New Roman" w:hAnsi="Times New Roman" w:cs="Times New Roman"/>
+        </w:rPr>
+        <w:t xml:space="preserve"> </w:t>
+      </w:r>
+      <w:r>
+        <w:rPr>
+          <w:rFonts w:ascii="Times New Roman" w:hAnsi="Times New Roman" w:cs="Times New Roman"/>
+        </w:rPr>
+        <w:t>mellett a kliens DELETE</w:t>
+      </w:r>
+      <w:r>
+        <w:rPr>
+          <w:rFonts w:ascii="Times New Roman" w:hAnsi="Times New Roman" w:cs="Times New Roman"/>
+        </w:rPr>
+        <w:t xml:space="preserve"> </w:t>
+      </w:r>
+      <w:r>
+        <w:rPr>
+          <w:rFonts w:ascii="Times New Roman" w:hAnsi="Times New Roman" w:cs="Times New Roman"/>
+        </w:rPr>
+        <w:t>kérést küld, X-Internal-Api-Key fejléccel</w:t>
+      </w:r>
+      <w:r>
+        <w:rPr>
+          <w:rFonts w:ascii="Times New Roman" w:hAnsi="Times New Roman" w:cs="Times New Roman"/>
+        </w:rPr>
+        <w:t>,</w:t>
+      </w:r>
+      <w:r>
+        <w:rPr>
+          <w:rFonts w:ascii="Times New Roman" w:hAnsi="Times New Roman" w:cs="Times New Roman"/>
+        </w:rPr>
+        <w:t xml:space="preserve"> </w:t>
+      </w:r>
+      <w:r>
+        <w:rPr>
+          <w:rFonts w:ascii="Times New Roman" w:hAnsi="Times New Roman" w:cs="Times New Roman"/>
+        </w:rPr>
+        <w:t xml:space="preserve"> </w:t>
+      </w:r>
+      <w:r>
+        <w:rPr>
+          <w:rFonts w:ascii="Times New Roman" w:hAnsi="Times New Roman" w:cs="Times New Roman"/>
+        </w:rPr>
+        <w:t>sikeres válasz esetén true a visszatérés.</w:t>
+      </w:r>
+    </w:p>
+    <w:tbl>
+      <w:tblPr>
+        <w:tblStyle w:val="TableGrid"/>
+        <w:tblpPr w:leftFromText="180" w:rightFromText="180" w:vertAnchor="text" w:horzAnchor="margin" w:tblpXSpec="center" w:tblpY="27"/>
+        <w:tblW w:w="0" w:type="auto"/>
+        <w:tblBorders>
+          <w:top w:val="none" w:sz="0" w:space="0" w:color="auto"/>
+          <w:left w:val="none" w:sz="0" w:space="0" w:color="auto"/>
+          <w:bottom w:val="none" w:sz="0" w:space="0" w:color="auto"/>
+          <w:right w:val="none" w:sz="0" w:space="0" w:color="auto"/>
+          <w:insideH w:val="none" w:sz="0" w:space="0" w:color="auto"/>
+          <w:insideV w:val="none" w:sz="0" w:space="0" w:color="auto"/>
+        </w:tblBorders>
+        <w:tblLook w:val="04A0" w:firstRow="1" w:lastRow="0" w:firstColumn="1" w:lastColumn="0" w:noHBand="0" w:noVBand="1"/>
+      </w:tblPr>
+      <w:tblGrid>
+        <w:gridCol w:w="4531"/>
+      </w:tblGrid>
+      <w:tr>
+        <w:tc>
+          <w:tcPr>
+            <w:tcW w:w="4531" w:type="dxa"/>
+          </w:tcPr>
+          <w:p>
+            <w:pPr>
+              <w:jc w:val="center"/>
+              <w:rPr>
+                <w:rFonts w:ascii="Times New Roman" w:hAnsi="Times New Roman" w:cs="Times New Roman"/>
+                <w:b/>
+                <w:bCs/>
+              </w:rPr>
+            </w:pPr>
+            <w:r>
+              <w:rPr>
+                <w:rFonts w:ascii="Times New Roman" w:hAnsi="Times New Roman" w:cs="Times New Roman"/>
+                <w:b/>
+                <w:bCs/>
+              </w:rPr>
+              <w:t>Elvárt eredmény</w:t>
+            </w:r>
+          </w:p>
+          <w:p>
+            <w:pPr>
+              <w:jc w:val="center"/>
+              <w:rPr>
+                <w:rFonts w:ascii="Times New Roman" w:hAnsi="Times New Roman" w:cs="Times New Roman"/>
+                <w:b/>
+                <w:bCs/>
+              </w:rPr>
+            </w:pPr>
+          </w:p>
+        </w:tc>
+      </w:tr>
+      <w:tr>
+        <w:tc>
+          <w:tcPr>
+            <w:tcW w:w="4531" w:type="dxa"/>
+          </w:tcPr>
+          <w:p>
+            <w:pPr>
+              <w:spacing w:line="276" w:lineRule="auto"/>
+              <w:jc w:val="center"/>
+              <w:rPr>
+                <w:rFonts w:ascii="Times New Roman" w:hAnsi="Times New Roman" w:cs="Times New Roman"/>
+              </w:rPr>
+            </w:pPr>
+            <w:r>
+              <w:rPr>
+                <w:rFonts w:ascii="Times New Roman" w:hAnsi="Times New Roman" w:cs="Times New Roman"/>
+              </w:rPr>
+              <w:t>HTTP státusz sikeres (pl. 204), metódus DELETE, az URL tartalmazza az authUserId-t, a fejléc tartalmazza a kulcsot</w:t>
+            </w:r>
+            <w:r>
+              <w:rPr>
+                <w:rFonts w:ascii="Times New Roman" w:hAnsi="Times New Roman" w:cs="Times New Roman"/>
+              </w:rPr>
+              <w:t>,</w:t>
+            </w:r>
+            <w:r>
+              <w:rPr>
+                <w:rFonts w:ascii="Times New Roman" w:hAnsi="Times New Roman" w:cs="Times New Roman"/>
+              </w:rPr>
+              <w:t xml:space="preserve"> a metódus</w:t>
+            </w:r>
+            <w:r>
+              <w:rPr>
+                <w:rFonts w:ascii="Times New Roman" w:hAnsi="Times New Roman" w:cs="Times New Roman"/>
+              </w:rPr>
+              <w:t xml:space="preserve"> </w:t>
+            </w:r>
+            <w:r>
+              <w:rPr>
+                <w:rFonts w:ascii="Times New Roman" w:hAnsi="Times New Roman" w:cs="Times New Roman"/>
+              </w:rPr>
+              <w:t>true.</w:t>
+            </w:r>
+          </w:p>
+        </w:tc>
+      </w:tr>
+    </w:tbl>
+    <w:p>
+      <w:pPr>
+        <w:spacing w:before="5880"/>
+        <w:rPr>
+          <w:rFonts w:ascii="Times New Roman" w:hAnsi="Times New Roman" w:cs="Times New Roman"/>
+          <w:b/>
+          <w:bCs/>
+          <w:i/>
+          <w:iCs/>
+          <w:sz w:val="28"/>
+          <w:szCs w:val="28"/>
+        </w:rPr>
+      </w:pPr>
+      <w:r>
+        <w:rPr>
+          <w:rFonts w:ascii="Times New Roman" w:hAnsi="Times New Roman" w:cs="Times New Roman"/>
+          <w:b/>
+          <w:bCs/>
+          <w:i/>
+          <w:iCs/>
+          <w:sz w:val="28"/>
+          <w:szCs w:val="28"/>
+        </w:rPr>
+        <w:drawing>
+          <wp:anchor distT="0" distB="0" distL="114300" distR="114300" simplePos="0" relativeHeight="251680768" behindDoc="0" locked="0" layoutInCell="1" allowOverlap="1" wp14:anchorId="30261EF1" wp14:editId="56B47141">
+            <wp:simplePos x="0" y="0"/>
+            <wp:positionH relativeFrom="margin">
+              <wp:posOffset>316782</wp:posOffset>
+            </wp:positionH>
+            <wp:positionV relativeFrom="paragraph">
+              <wp:posOffset>2751124</wp:posOffset>
+            </wp:positionV>
+            <wp:extent cx="5760720" cy="3126740"/>
+            <wp:effectExtent l="0" t="0" r="0" b="0"/>
+            <wp:wrapNone/>
+            <wp:docPr id="41" name="Picture 41"/>
+            <wp:cNvGraphicFramePr>
+              <a:graphicFrameLocks xmlns:a="http://schemas.openxmlformats.org/drawingml/2006/main" noChangeAspect="1"/>
+            </wp:cNvGraphicFramePr>
+            <a:graphic xmlns:a="http://schemas.openxmlformats.org/drawingml/2006/main">
+              <a:graphicData uri="http://schemas.openxmlformats.org/drawingml/2006/picture">
+                <pic:pic xmlns:pic="http://schemas.openxmlformats.org/drawingml/2006/picture">
+                  <pic:nvPicPr>
+                    <pic:cNvPr id="1" name=""/>
+                    <pic:cNvPicPr/>
+                  </pic:nvPicPr>
+                  <pic:blipFill>
+                    <a:blip r:embed="rId18">
+                      <a:extLst>
+                        <a:ext uri="{28A0092B-C50C-407E-A947-70E740481C1C}">
+                          <a14:useLocalDpi xmlns:a14="http://schemas.microsoft.com/office/drawing/2010/main" val="0"/>
+                        </a:ext>
+                      </a:extLst>
+                    </a:blip>
+                    <a:stretch>
+                      <a:fillRect/>
+                    </a:stretch>
+                  </pic:blipFill>
+                  <pic:spPr>
+                    <a:xfrm>
+                      <a:off x="0" y="0"/>
+                      <a:ext cx="5760720" cy="3126740"/>
+                    </a:xfrm>
+                    <a:prstGeom prst="rect">
+                      <a:avLst/>
+                    </a:prstGeom>
+                  </pic:spPr>
+                </pic:pic>
+              </a:graphicData>
+            </a:graphic>
+          </wp:anchor>
+        </w:drawing>
+      </w:r>
+      <w:r>
+        <w:rPr>
+          <w:rFonts w:ascii="Times New Roman" w:hAnsi="Times New Roman" w:cs="Times New Roman"/>
+          <w:b/>
+          <w:bCs/>
+          <w:i/>
+          <w:iCs/>
+          <w:sz w:val="28"/>
+          <w:szCs w:val="28"/>
+        </w:rPr>
+        <w:drawing>
+          <wp:anchor distT="0" distB="0" distL="114300" distR="114300" simplePos="0" relativeHeight="251679744" behindDoc="0" locked="0" layoutInCell="1" allowOverlap="1" wp14:anchorId="7546E82A" wp14:editId="0D0BA52D">
+            <wp:simplePos x="0" y="0"/>
+            <wp:positionH relativeFrom="margin">
+              <wp:posOffset>-288732</wp:posOffset>
+            </wp:positionH>
+            <wp:positionV relativeFrom="paragraph">
+              <wp:posOffset>1312242</wp:posOffset>
+            </wp:positionV>
+            <wp:extent cx="6700299" cy="1256306"/>
+            <wp:effectExtent l="0" t="0" r="5715" b="1270"/>
+            <wp:wrapNone/>
+            <wp:docPr id="40" name="Picture 40"/>
+            <wp:cNvGraphicFramePr>
+              <a:graphicFrameLocks xmlns:a="http://schemas.openxmlformats.org/drawingml/2006/main" noChangeAspect="1"/>
+            </wp:cNvGraphicFramePr>
+            <a:graphic xmlns:a="http://schemas.openxmlformats.org/drawingml/2006/main">
+              <a:graphicData uri="http://schemas.openxmlformats.org/drawingml/2006/picture">
+                <pic:pic xmlns:pic="http://schemas.openxmlformats.org/drawingml/2006/picture">
+                  <pic:nvPicPr>
+                    <pic:cNvPr id="1" name=""/>
+                    <pic:cNvPicPr/>
+                  </pic:nvPicPr>
+                  <pic:blipFill>
+                    <a:blip r:embed="rId19">
+                      <a:extLst>
+                        <a:ext uri="{28A0092B-C50C-407E-A947-70E740481C1C}">
+                          <a14:useLocalDpi xmlns:a14="http://schemas.microsoft.com/office/drawing/2010/main" val="0"/>
+                        </a:ext>
+                      </a:extLst>
+                    </a:blip>
+                    <a:stretch>
+                      <a:fillRect/>
+                    </a:stretch>
+                  </pic:blipFill>
+                  <pic:spPr>
+                    <a:xfrm>
+                      <a:off x="0" y="0"/>
+                      <a:ext cx="6700299" cy="1256306"/>
+                    </a:xfrm>
+                    <a:prstGeom prst="rect">
+                      <a:avLst/>
+                    </a:prstGeom>
+                  </pic:spPr>
+                </pic:pic>
+              </a:graphicData>
+            </a:graphic>
+            <wp14:sizeRelH relativeFrom="margin">
+              <wp14:pctWidth>0</wp14:pctWidth>
+            </wp14:sizeRelH>
+            <wp14:sizeRelV relativeFrom="margin">
+              <wp14:pctHeight>0</wp14:pctHeight>
+            </wp14:sizeRelV>
+          </wp:anchor>
+        </w:drawing>
+      </w:r>
+    </w:p>
+    <w:p>
+      <w:pPr>
+        <w:spacing w:before="6360"/>
+      </w:pPr>
+      <w:r>
+        <w:rPr>
+          <w:rFonts w:ascii="Times New Roman" w:hAnsi="Times New Roman" w:cs="Times New Roman"/>
+          <w:b/>
+          <w:bCs/>
+          <w:i/>
+          <w:iCs/>
+          <w:sz w:val="28"/>
+          <w:szCs w:val="28"/>
+        </w:rPr>
+        <w:lastRenderedPageBreak/>
+        <w:t>T</w:t>
+      </w:r>
+      <w:r>
+        <w:rPr>
+          <w:rFonts w:ascii="Times New Roman" w:hAnsi="Times New Roman" w:cs="Times New Roman"/>
+          <w:b/>
+          <w:bCs/>
+          <w:i/>
+          <w:iCs/>
+          <w:sz w:val="28"/>
+          <w:szCs w:val="28"/>
+        </w:rPr>
+        <w:t>esztek kértékelése</w:t>
+      </w:r>
+      <w:r>
+        <w:rPr>
+          <w:noProof/>
+        </w:rPr>
+        <w:t xml:space="preserve"> </w:t>
       </w:r>
     </w:p>
     <w:p>
@@ -1844,25 +2945,7 @@
           <w:b/>
           <w:bCs/>
         </w:rPr>
-        <w:t xml:space="preserve">Test </w:t>
-      </w:r>
-      <w:proofErr w:type="spellStart"/>
-      <w:r>
-        <w:rPr>
-          <w:rFonts w:ascii="Times New Roman" w:hAnsi="Times New Roman" w:cs="Times New Roman"/>
-          <w:b/>
-          <w:bCs/>
-        </w:rPr>
-        <w:t>Files</w:t>
-      </w:r>
-      <w:proofErr w:type="spellEnd"/>
-      <w:r>
-        <w:rPr>
-          <w:rFonts w:ascii="Times New Roman" w:hAnsi="Times New Roman" w:cs="Times New Roman"/>
-          <w:b/>
-          <w:bCs/>
-        </w:rPr>
-        <w:t>:</w:t>
+        <w:t>Test Files:</w:t>
       </w:r>
       <w:r>
         <w:rPr>
@@ -1886,6 +2969,7 @@
       <w:r>
         <w:rPr>
           <w:rFonts w:ascii="Times New Roman" w:hAnsi="Times New Roman" w:cs="Times New Roman"/>
+          <w:noProof/>
         </w:rPr>
         <w:drawing>
           <wp:anchor distT="0" distB="0" distL="114300" distR="114300" simplePos="0" relativeHeight="251664384" behindDoc="0" locked="0" layoutInCell="1" allowOverlap="1" wp14:anchorId="341BF613" wp14:editId="57080F90">
@@ -1911,7 +2995,7 @@
                     <pic:cNvPicPr/>
                   </pic:nvPicPr>
                   <pic:blipFill>
-                    <a:blip r:embed="rId12">
+                    <a:blip r:embed="rId20">
                       <a:extLst>
                         <a:ext uri="{28A0092B-C50C-407E-A947-70E740481C1C}">
                           <a14:useLocalDpi xmlns:a14="http://schemas.microsoft.com/office/drawing/2010/main" val="0"/>
@@ -1943,23 +3027,13 @@
           </wp:anchor>
         </w:drawing>
       </w:r>
-      <w:proofErr w:type="spellStart"/>
-      <w:r>
-        <w:rPr>
-          <w:rFonts w:ascii="Times New Roman" w:hAnsi="Times New Roman" w:cs="Times New Roman"/>
-          <w:b/>
-          <w:bCs/>
-        </w:rPr>
-        <w:t>Tests</w:t>
-      </w:r>
-      <w:proofErr w:type="spellEnd"/>
-      <w:r>
-        <w:rPr>
-          <w:rFonts w:ascii="Times New Roman" w:hAnsi="Times New Roman" w:cs="Times New Roman"/>
-          <w:b/>
-          <w:bCs/>
-        </w:rPr>
-        <w:t>:</w:t>
+      <w:r>
+        <w:rPr>
+          <w:rFonts w:ascii="Times New Roman" w:hAnsi="Times New Roman" w:cs="Times New Roman"/>
+          <w:b/>
+          <w:bCs/>
+        </w:rPr>
+        <w:t>Tests:</w:t>
       </w:r>
       <w:r>
         <w:rPr>
@@ -1992,15 +3066,209 @@
     </w:p>
     <w:p>
       <w:pPr>
-        <w:ind w:left="426" w:firstLine="283"/>
-        <w:rPr>
-          <w:rFonts w:ascii="Times New Roman" w:hAnsi="Times New Roman" w:cs="Times New Roman"/>
-        </w:rPr>
-      </w:pPr>
+        <w:ind w:left="284"/>
+        <w:rPr>
+          <w:rFonts w:ascii="Times New Roman" w:hAnsi="Times New Roman" w:cs="Times New Roman"/>
+          <w:b/>
+          <w:bCs/>
+          <w:i/>
+          <w:iCs/>
+          <w:sz w:val="32"/>
+          <w:szCs w:val="32"/>
+        </w:rPr>
+      </w:pPr>
+      <w:r>
+        <w:rPr>
+          <w:rFonts w:ascii="Times New Roman" w:hAnsi="Times New Roman" w:cs="Times New Roman"/>
+          <w:b/>
+          <w:bCs/>
+          <w:sz w:val="28"/>
+          <w:szCs w:val="28"/>
+        </w:rPr>
+        <w:t>Backend</w:t>
+      </w:r>
     </w:p>
     <w:p>
       <w:pPr>
-        <w:ind w:left="426"/>
+        <w:ind w:left="284" w:firstLine="425"/>
+        <w:rPr>
+          <w:rFonts w:ascii="Times New Roman" w:hAnsi="Times New Roman" w:cs="Times New Roman"/>
+        </w:rPr>
+      </w:pPr>
+      <w:r>
+        <w:rPr>
+          <w:rFonts w:ascii="Times New Roman" w:hAnsi="Times New Roman" w:cs="Times New Roman"/>
+        </w:rPr>
+        <w:t>A backend tesztelése során automatizált unit teszteket futtattunk a fejlesztési környezetben (xUnit, dotnet test). A tesztek célja az volt, hogy ellenőrizzük a Main API két, jól elkülöníthető részének helyes működését: a profilkép URL összeállítását (ProfilePictureHelper) és az Auth API-val való HTTP kommunikáció egy ágát (AuthApiClient – törlés, bemeneti ellenőrzés, fejlécek).</w:t>
+      </w:r>
+    </w:p>
+    <w:p>
+      <w:pPr>
+        <w:ind w:left="284" w:firstLine="425"/>
+        <w:rPr>
+          <w:rFonts w:ascii="Times New Roman" w:hAnsi="Times New Roman" w:cs="Times New Roman"/>
+        </w:rPr>
+      </w:pPr>
+      <w:r>
+        <w:rPr>
+          <w:rFonts w:ascii="Times New Roman" w:hAnsi="Times New Roman" w:cs="Times New Roman"/>
+        </w:rPr>
+        <w:t>A teszt eredmények alapján:</w:t>
+      </w:r>
+    </w:p>
+    <w:p>
+      <w:pPr>
+        <w:numPr>
+          <w:ilvl w:val="0"/>
+          <w:numId w:val="5"/>
+        </w:numPr>
+        <w:rPr>
+          <w:rFonts w:ascii="Times New Roman" w:hAnsi="Times New Roman" w:cs="Times New Roman"/>
+        </w:rPr>
+      </w:pPr>
+      <w:r>
+        <w:rPr>
+          <w:rFonts w:ascii="Times New Roman" w:hAnsi="Times New Roman" w:cs="Times New Roman"/>
+          <w:b/>
+          <w:bCs/>
+        </w:rPr>
+        <w:t>Test Files:</w:t>
+      </w:r>
+      <w:r>
+        <w:rPr>
+          <w:rFonts w:ascii="Times New Roman" w:hAnsi="Times New Roman" w:cs="Times New Roman"/>
+        </w:rPr>
+        <w:t xml:space="preserve"> </w:t>
+      </w:r>
+      <w:r>
+        <w:rPr>
+          <w:rFonts w:ascii="Times New Roman" w:hAnsi="Times New Roman" w:cs="Times New Roman"/>
+        </w:rPr>
+        <w:t>2</w:t>
+      </w:r>
+      <w:r>
+        <w:rPr>
+          <w:rFonts w:ascii="Times New Roman" w:hAnsi="Times New Roman" w:cs="Times New Roman"/>
+        </w:rPr>
+        <w:t xml:space="preserve"> sikeres</w:t>
+      </w:r>
+      <w:r>
+        <w:rPr>
+          <w:rFonts w:ascii="Times New Roman" w:hAnsi="Times New Roman" w:cs="Times New Roman"/>
+        </w:rPr>
+        <w:t xml:space="preserve"> </w:t>
+      </w:r>
+      <w:r>
+        <w:rPr>
+          <w:rFonts w:ascii="Times New Roman" w:hAnsi="Times New Roman" w:cs="Times New Roman"/>
+        </w:rPr>
+        <w:t>(tesztosztály-fájlok)</w:t>
+      </w:r>
+    </w:p>
+    <w:p>
+      <w:pPr>
+        <w:numPr>
+          <w:ilvl w:val="0"/>
+          <w:numId w:val="5"/>
+        </w:numPr>
+        <w:spacing w:after="1920"/>
+        <w:rPr>
+          <w:rFonts w:ascii="Times New Roman" w:hAnsi="Times New Roman" w:cs="Times New Roman"/>
+        </w:rPr>
+      </w:pPr>
+      <w:r>
+        <w:rPr>
+          <w:rFonts w:ascii="Times New Roman" w:hAnsi="Times New Roman" w:cs="Times New Roman"/>
+        </w:rPr>
+        <w:drawing>
+          <wp:anchor distT="0" distB="0" distL="114300" distR="114300" simplePos="0" relativeHeight="251681792" behindDoc="0" locked="0" layoutInCell="1" allowOverlap="1" wp14:anchorId="00FA86A6" wp14:editId="2A85D9DA">
+            <wp:simplePos x="0" y="0"/>
+            <wp:positionH relativeFrom="column">
+              <wp:posOffset>586160</wp:posOffset>
+            </wp:positionH>
+            <wp:positionV relativeFrom="paragraph">
+              <wp:posOffset>224542</wp:posOffset>
+            </wp:positionV>
+            <wp:extent cx="4786685" cy="1461543"/>
+            <wp:effectExtent l="0" t="0" r="0" b="5715"/>
+            <wp:wrapNone/>
+            <wp:docPr id="43" name="Picture 43"/>
+            <wp:cNvGraphicFramePr>
+              <a:graphicFrameLocks xmlns:a="http://schemas.openxmlformats.org/drawingml/2006/main" noChangeAspect="1"/>
+            </wp:cNvGraphicFramePr>
+            <a:graphic xmlns:a="http://schemas.openxmlformats.org/drawingml/2006/main">
+              <a:graphicData uri="http://schemas.openxmlformats.org/drawingml/2006/picture">
+                <pic:pic xmlns:pic="http://schemas.openxmlformats.org/drawingml/2006/picture">
+                  <pic:nvPicPr>
+                    <pic:cNvPr id="1" name=""/>
+                    <pic:cNvPicPr/>
+                  </pic:nvPicPr>
+                  <pic:blipFill>
+                    <a:blip r:embed="rId21">
+                      <a:extLst>
+                        <a:ext uri="{28A0092B-C50C-407E-A947-70E740481C1C}">
+                          <a14:useLocalDpi xmlns:a14="http://schemas.microsoft.com/office/drawing/2010/main" val="0"/>
+                        </a:ext>
+                      </a:extLst>
+                    </a:blip>
+                    <a:stretch>
+                      <a:fillRect/>
+                    </a:stretch>
+                  </pic:blipFill>
+                  <pic:spPr>
+                    <a:xfrm>
+                      <a:off x="0" y="0"/>
+                      <a:ext cx="4786685" cy="1461543"/>
+                    </a:xfrm>
+                    <a:prstGeom prst="rect">
+                      <a:avLst/>
+                    </a:prstGeom>
+                  </pic:spPr>
+                </pic:pic>
+              </a:graphicData>
+            </a:graphic>
+            <wp14:sizeRelH relativeFrom="margin">
+              <wp14:pctWidth>0</wp14:pctWidth>
+            </wp14:sizeRelH>
+            <wp14:sizeRelV relativeFrom="margin">
+              <wp14:pctHeight>0</wp14:pctHeight>
+            </wp14:sizeRelV>
+          </wp:anchor>
+        </w:drawing>
+      </w:r>
+      <w:r>
+        <w:rPr>
+          <w:rFonts w:ascii="Times New Roman" w:hAnsi="Times New Roman" w:cs="Times New Roman"/>
+          <w:b/>
+          <w:bCs/>
+        </w:rPr>
+        <w:t>Tests:</w:t>
+      </w:r>
+      <w:r>
+        <w:rPr>
+          <w:rFonts w:ascii="Times New Roman" w:hAnsi="Times New Roman" w:cs="Times New Roman"/>
+        </w:rPr>
+        <w:t xml:space="preserve"> 4 sikeres</w:t>
+      </w:r>
+      <w:r>
+        <w:rPr>
+          <w:noProof/>
+        </w:rPr>
+        <w:t xml:space="preserve"> </w:t>
+      </w:r>
+    </w:p>
+    <w:p>
+      <w:pPr>
+        <w:ind w:left="1416"/>
+        <w:rPr>
+          <w:rFonts w:ascii="Times New Roman" w:hAnsi="Times New Roman" w:cs="Times New Roman"/>
+        </w:rPr>
+      </w:pPr>
+    </w:p>
+    <w:p>
+      <w:pPr>
+        <w:pStyle w:val="ListParagraph"/>
+        <w:ind w:left="0" w:firstLine="284"/>
         <w:rPr>
           <w:rFonts w:ascii="Times New Roman" w:hAnsi="Times New Roman" w:cs="Times New Roman"/>
           <w:b/>
@@ -2011,30 +3279,12 @@
           <w:szCs w:val="28"/>
         </w:rPr>
       </w:pPr>
-    </w:p>
-    <w:p>
-      <w:pPr>
-        <w:ind w:left="426"/>
-        <w:rPr>
-          <w:rFonts w:ascii="Times New Roman" w:hAnsi="Times New Roman" w:cs="Times New Roman"/>
-          <w:b/>
-          <w:bCs/>
-          <w:i/>
-          <w:iCs/>
-          <w:sz w:val="28"/>
-          <w:szCs w:val="28"/>
-        </w:rPr>
-      </w:pPr>
-    </w:p>
-    <w:p>
-      <w:pPr>
-        <w:ind w:left="426"/>
-        <w:rPr>
-          <w:rFonts w:ascii="Times New Roman" w:hAnsi="Times New Roman" w:cs="Times New Roman"/>
-          <w:b/>
-          <w:bCs/>
-        </w:rPr>
-      </w:pPr>
+      <w:r>
+        <w:rPr>
+          <w:rFonts w:ascii="Times New Roman" w:hAnsi="Times New Roman" w:cs="Times New Roman"/>
+        </w:rPr>
+        <w:t>A sikeres tesztesetek azt mutatják, hogy a tesztelt segédosztály és kliens a várt ágakon megfelelően viselkedik (egyedi és alapértelmezett profilkép URL, érvénytelen bemenet kezelése, sikeres DELETE hívás és belső API kulcs továbbítása). Az automatizált tesztelés gyors visszajelzést ad a fejlesztés során, és segít a hibák korai felismerésében a backend oldalon is.</w:t>
+      </w:r>
     </w:p>
     <w:sectPr>
       <w:pgSz w:w="11906" w:h="16838"/>
@@ -2047,7 +3297,7 @@
 </file>
 
 <file path=word/numbering.xml><?xml version="1.0" encoding="utf-8"?>
-<w:numbering xmlns:wpc="http://schemas.microsoft.com/office/word/2010/wordprocessingCanvas" xmlns:cx="http://schemas.microsoft.com/office/drawing/2014/chartex" xmlns:cx1="http://schemas.microsoft.com/office/drawing/2015/9/8/chartex" xmlns:cx2="http://schemas.microsoft.com/office/drawing/2015/10/21/chartex" xmlns:cx3="http://schemas.microsoft.com/office/drawing/2016/5/9/chartex" xmlns:cx4="http://schemas.microsoft.com/office/drawing/2016/5/10/chartex" xmlns:cx5="http://schemas.microsoft.com/office/drawing/2016/5/11/chartex" xmlns:cx6="http://schemas.microsoft.com/office/drawing/2016/5/12/chartex" xmlns:cx7="http://schemas.microsoft.com/office/drawing/2016/5/13/chartex" xmlns:cx8="http://schemas.microsoft.com/office/drawing/2016/5/14/chartex" xmlns:mc="http://schemas.openxmlformats.org/markup-compatibility/2006" xmlns:aink="http://schemas.microsoft.com/office/drawing/2016/ink" xmlns:am3d="http://schemas.microsoft.com/office/drawing/2017/model3d" xmlns:o="urn:schemas-microsoft-com:office:office" xmlns:r="http://schemas.openxmlformats.org/officeDocument/2006/relationships" xmlns:m="http://schemas.openxmlformats.org/officeDocument/2006/math" xmlns:v="urn:schemas-microsoft-com:vml" xmlns:wp14="http://schemas.microsoft.com/office/word/2010/wordprocessingDrawing" xmlns:wp="http://schemas.openxmlformats.org/drawingml/2006/wordprocessingDrawing" xmlns:w10="urn:schemas-microsoft-com:office:word" xmlns:w="http://schemas.openxmlformats.org/wordprocessingml/2006/main" xmlns:w14="http://schemas.microsoft.com/office/word/2010/wordml" xmlns:w15="http://schemas.microsoft.com/office/word/2012/wordml" xmlns:w16cid="http://schemas.microsoft.com/office/word/2016/wordml/cid" xmlns:w16se="http://schemas.microsoft.com/office/word/2015/wordml/symex" xmlns:wpg="http://schemas.microsoft.com/office/word/2010/wordprocessingGroup" xmlns:wpi="http://schemas.microsoft.com/office/word/2010/wordprocessingInk" xmlns:wne="http://schemas.microsoft.com/office/word/2006/wordml" xmlns:wps="http://schemas.microsoft.com/office/word/2010/wordprocessingShape" mc:Ignorable="w14 w15 w16se w16cid wp14">
+<w:numbering xmlns:wpc="http://schemas.microsoft.com/office/word/2010/wordprocessingCanvas" xmlns:cx="http://schemas.microsoft.com/office/drawing/2014/chartex" xmlns:cx1="http://schemas.microsoft.com/office/drawing/2015/9/8/chartex" xmlns:cx2="http://schemas.microsoft.com/office/drawing/2015/10/21/chartex" xmlns:cx3="http://schemas.microsoft.com/office/drawing/2016/5/9/chartex" xmlns:cx4="http://schemas.microsoft.com/office/drawing/2016/5/10/chartex" xmlns:cx5="http://schemas.microsoft.com/office/drawing/2016/5/11/chartex" xmlns:cx6="http://schemas.microsoft.com/office/drawing/2016/5/12/chartex" xmlns:cx7="http://schemas.microsoft.com/office/drawing/2016/5/13/chartex" xmlns:cx8="http://schemas.microsoft.com/office/drawing/2016/5/14/chartex" xmlns:mc="http://schemas.openxmlformats.org/markup-compatibility/2006" xmlns:aink="http://schemas.microsoft.com/office/drawing/2016/ink" xmlns:am3d="http://schemas.microsoft.com/office/drawing/2017/model3d" xmlns:o="urn:schemas-microsoft-com:office:office" xmlns:r="http://schemas.openxmlformats.org/officeDocument/2006/relationships" xmlns:m="http://schemas.openxmlformats.org/officeDocument/2006/math" xmlns:v="urn:schemas-microsoft-com:vml" xmlns:wp14="http://schemas.microsoft.com/office/word/2010/wordprocessingDrawing" xmlns:wp="http://schemas.openxmlformats.org/drawingml/2006/wordprocessingDrawing" xmlns:w10="urn:schemas-microsoft-com:office:word" xmlns:w="http://schemas.openxmlformats.org/wordprocessingml/2006/main" xmlns:w14="http://schemas.microsoft.com/office/word/2010/wordml" xmlns:w15="http://schemas.microsoft.com/office/word/2012/wordml" xmlns:w16cex="http://schemas.microsoft.com/office/word/2018/wordml/cex" xmlns:w16cid="http://schemas.microsoft.com/office/word/2016/wordml/cid" xmlns:w16="http://schemas.microsoft.com/office/word/2018/wordml" xmlns:w16sdtdh="http://schemas.microsoft.com/office/word/2020/wordml/sdtdatahash" xmlns:w16se="http://schemas.microsoft.com/office/word/2015/wordml/symex" xmlns:wpg="http://schemas.microsoft.com/office/word/2010/wordprocessingGroup" xmlns:wpi="http://schemas.microsoft.com/office/word/2010/wordprocessingInk" xmlns:wne="http://schemas.microsoft.com/office/word/2006/wordml" xmlns:wps="http://schemas.microsoft.com/office/word/2010/wordprocessingShape" mc:Ignorable="w14 w15 w16se w16cid w16 w16cex w16sdtdh wp14">
   <w:abstractNum w:abstractNumId="0" w15:restartNumberingAfterBreak="0">
     <w:nsid w:val="031E4D95"/>
     <w:multiLevelType w:val="hybridMultilevel"/>
@@ -2668,7 +3918,7 @@
 </file>
 
 <file path=word/styles.xml><?xml version="1.0" encoding="utf-8"?>
-<w:styles xmlns:mc="http://schemas.openxmlformats.org/markup-compatibility/2006" xmlns:r="http://schemas.openxmlformats.org/officeDocument/2006/relationships" xmlns:w="http://schemas.openxmlformats.org/wordprocessingml/2006/main" xmlns:w14="http://schemas.microsoft.com/office/word/2010/wordml" xmlns:w15="http://schemas.microsoft.com/office/word/2012/wordml" xmlns:w16cid="http://schemas.microsoft.com/office/word/2016/wordml/cid" xmlns:w16se="http://schemas.microsoft.com/office/word/2015/wordml/symex" mc:Ignorable="w14 w15 w16se w16cid">
+<w:styles xmlns:mc="http://schemas.openxmlformats.org/markup-compatibility/2006" xmlns:r="http://schemas.openxmlformats.org/officeDocument/2006/relationships" xmlns:w="http://schemas.openxmlformats.org/wordprocessingml/2006/main" xmlns:w14="http://schemas.microsoft.com/office/word/2010/wordml" xmlns:w15="http://schemas.microsoft.com/office/word/2012/wordml" xmlns:w16cex="http://schemas.microsoft.com/office/word/2018/wordml/cex" xmlns:w16cid="http://schemas.microsoft.com/office/word/2016/wordml/cid" xmlns:w16="http://schemas.microsoft.com/office/word/2018/wordml" xmlns:w16sdtdh="http://schemas.microsoft.com/office/word/2020/wordml/sdtdatahash" xmlns:w16se="http://schemas.microsoft.com/office/word/2015/wordml/symex" mc:Ignorable="w14 w15 w16se w16cid w16 w16cex w16sdtdh">
   <w:docDefaults>
     <w:rPrDefault>
       <w:rPr>
@@ -2686,7 +3936,7 @@
       </w:pPr>
     </w:pPrDefault>
   </w:docDefaults>
-  <w:latentStyles w:defLockedState="0" w:defUIPriority="99" w:defSemiHidden="0" w:defUnhideWhenUsed="0" w:defQFormat="0" w:count="375">
+  <w:latentStyles w:defLockedState="0" w:defUIPriority="99" w:defSemiHidden="0" w:defUnhideWhenUsed="0" w:defQFormat="0" w:count="376">
     <w:lsdException w:name="Normal" w:uiPriority="0" w:qFormat="1"/>
     <w:lsdException w:name="heading 1" w:uiPriority="9" w:qFormat="1"/>
     <w:lsdException w:name="heading 2" w:semiHidden="1" w:uiPriority="9" w:unhideWhenUsed="1" w:qFormat="1"/>
@@ -2792,7 +4042,6 @@
     <w:lsdException w:name="HTML Sample" w:semiHidden="1" w:unhideWhenUsed="1"/>
     <w:lsdException w:name="HTML Typewriter" w:semiHidden="1" w:unhideWhenUsed="1"/>
     <w:lsdException w:name="HTML Variable" w:semiHidden="1" w:unhideWhenUsed="1"/>
-    <w:lsdException w:name="Normal Table" w:semiHidden="1" w:unhideWhenUsed="1"/>
     <w:lsdException w:name="annotation subject" w:semiHidden="1" w:unhideWhenUsed="1"/>
     <w:lsdException w:name="No List" w:semiHidden="1" w:unhideWhenUsed="1"/>
     <w:lsdException w:name="Outline List 1" w:semiHidden="1" w:unhideWhenUsed="1"/>
@@ -2839,10 +4088,8 @@
     <w:lsdException w:name="Table Subtle 2" w:semiHidden="1" w:unhideWhenUsed="1"/>
     <w:lsdException w:name="Table Web 1" w:semiHidden="1" w:unhideWhenUsed="1"/>
     <w:lsdException w:name="Table Web 2" w:semiHidden="1" w:unhideWhenUsed="1"/>
-    <w:lsdException w:name="Table Web 3" w:semiHidden="1" w:unhideWhenUsed="1"/>
     <w:lsdException w:name="Balloon Text" w:semiHidden="1" w:unhideWhenUsed="1"/>
     <w:lsdException w:name="Table Grid" w:uiPriority="39"/>
-    <w:lsdException w:name="Table Theme" w:semiHidden="1" w:unhideWhenUsed="1"/>
     <w:lsdException w:name="Placeholder Text" w:semiHidden="1"/>
     <w:lsdException w:name="No Spacing" w:uiPriority="1" w:qFormat="1"/>
     <w:lsdException w:name="Light Shading" w:uiPriority="60"/>
@@ -3062,16 +4309,18 @@
     <w:lsdException w:name="Smart Hyperlink" w:semiHidden="1" w:unhideWhenUsed="1"/>
     <w:lsdException w:name="Hashtag" w:semiHidden="1" w:unhideWhenUsed="1"/>
     <w:lsdException w:name="Unresolved Mention" w:semiHidden="1" w:unhideWhenUsed="1"/>
+    <w:lsdException w:name="Smart Link" w:semiHidden="1" w:unhideWhenUsed="1"/>
   </w:latentStyles>
-  <w:style w:type="paragraph" w:default="1" w:styleId="Norml">
+  <w:style w:type="paragraph" w:default="1" w:styleId="Normal">
     <w:name w:val="Normal"/>
     <w:qFormat/>
+    <w:rsid w:val="001B23C7"/>
   </w:style>
-  <w:style w:type="paragraph" w:styleId="Cmsor1">
+  <w:style w:type="paragraph" w:styleId="Heading1">
     <w:name w:val="heading 1"/>
-    <w:basedOn w:val="Norml"/>
-    <w:next w:val="Norml"/>
-    <w:link w:val="Cmsor1Char"/>
+    <w:basedOn w:val="Normal"/>
+    <w:next w:val="Normal"/>
+    <w:link w:val="Heading1Char"/>
     <w:uiPriority w:val="9"/>
     <w:qFormat/>
     <w:rsid w:val="002A0D13"/>
@@ -3088,11 +4337,11 @@
       <w:szCs w:val="40"/>
     </w:rPr>
   </w:style>
-  <w:style w:type="paragraph" w:styleId="Cmsor2">
+  <w:style w:type="paragraph" w:styleId="Heading2">
     <w:name w:val="heading 2"/>
-    <w:basedOn w:val="Norml"/>
-    <w:next w:val="Norml"/>
-    <w:link w:val="Cmsor2Char"/>
+    <w:basedOn w:val="Normal"/>
+    <w:next w:val="Normal"/>
+    <w:link w:val="Heading2Char"/>
     <w:uiPriority w:val="9"/>
     <w:semiHidden/>
     <w:unhideWhenUsed/>
@@ -3111,11 +4360,11 @@
       <w:szCs w:val="32"/>
     </w:rPr>
   </w:style>
-  <w:style w:type="paragraph" w:styleId="Cmsor3">
+  <w:style w:type="paragraph" w:styleId="Heading3">
     <w:name w:val="heading 3"/>
-    <w:basedOn w:val="Norml"/>
-    <w:next w:val="Norml"/>
-    <w:link w:val="Cmsor3Char"/>
+    <w:basedOn w:val="Normal"/>
+    <w:next w:val="Normal"/>
+    <w:link w:val="Heading3Char"/>
     <w:uiPriority w:val="9"/>
     <w:semiHidden/>
     <w:unhideWhenUsed/>
@@ -3134,11 +4383,11 @@
       <w:szCs w:val="28"/>
     </w:rPr>
   </w:style>
-  <w:style w:type="paragraph" w:styleId="Cmsor4">
+  <w:style w:type="paragraph" w:styleId="Heading4">
     <w:name w:val="heading 4"/>
-    <w:basedOn w:val="Norml"/>
-    <w:next w:val="Norml"/>
-    <w:link w:val="Cmsor4Char"/>
+    <w:basedOn w:val="Normal"/>
+    <w:next w:val="Normal"/>
+    <w:link w:val="Heading4Char"/>
     <w:uiPriority w:val="9"/>
     <w:semiHidden/>
     <w:unhideWhenUsed/>
@@ -3157,11 +4406,11 @@
       <w:color w:val="0F4761" w:themeColor="accent1" w:themeShade="BF"/>
     </w:rPr>
   </w:style>
-  <w:style w:type="paragraph" w:styleId="Cmsor5">
+  <w:style w:type="paragraph" w:styleId="Heading5">
     <w:name w:val="heading 5"/>
-    <w:basedOn w:val="Norml"/>
-    <w:next w:val="Norml"/>
-    <w:link w:val="Cmsor5Char"/>
+    <w:basedOn w:val="Normal"/>
+    <w:next w:val="Normal"/>
+    <w:link w:val="Heading5Char"/>
     <w:uiPriority w:val="9"/>
     <w:semiHidden/>
     <w:unhideWhenUsed/>
@@ -3178,11 +4427,11 @@
       <w:color w:val="0F4761" w:themeColor="accent1" w:themeShade="BF"/>
     </w:rPr>
   </w:style>
-  <w:style w:type="paragraph" w:styleId="Cmsor6">
+  <w:style w:type="paragraph" w:styleId="Heading6">
     <w:name w:val="heading 6"/>
-    <w:basedOn w:val="Norml"/>
-    <w:next w:val="Norml"/>
-    <w:link w:val="Cmsor6Char"/>
+    <w:basedOn w:val="Normal"/>
+    <w:next w:val="Normal"/>
+    <w:link w:val="Heading6Char"/>
     <w:uiPriority w:val="9"/>
     <w:semiHidden/>
     <w:unhideWhenUsed/>
@@ -3201,11 +4450,11 @@
       <w:color w:val="595959" w:themeColor="text1" w:themeTint="A6"/>
     </w:rPr>
   </w:style>
-  <w:style w:type="paragraph" w:styleId="Cmsor7">
+  <w:style w:type="paragraph" w:styleId="Heading7">
     <w:name w:val="heading 7"/>
-    <w:basedOn w:val="Norml"/>
-    <w:next w:val="Norml"/>
-    <w:link w:val="Cmsor7Char"/>
+    <w:basedOn w:val="Normal"/>
+    <w:next w:val="Normal"/>
+    <w:link w:val="Heading7Char"/>
     <w:uiPriority w:val="9"/>
     <w:semiHidden/>
     <w:unhideWhenUsed/>
@@ -3222,11 +4471,11 @@
       <w:color w:val="595959" w:themeColor="text1" w:themeTint="A6"/>
     </w:rPr>
   </w:style>
-  <w:style w:type="paragraph" w:styleId="Cmsor8">
+  <w:style w:type="paragraph" w:styleId="Heading8">
     <w:name w:val="heading 8"/>
-    <w:basedOn w:val="Norml"/>
-    <w:next w:val="Norml"/>
-    <w:link w:val="Cmsor8Char"/>
+    <w:basedOn w:val="Normal"/>
+    <w:next w:val="Normal"/>
+    <w:link w:val="Heading8Char"/>
     <w:uiPriority w:val="9"/>
     <w:semiHidden/>
     <w:unhideWhenUsed/>
@@ -3245,11 +4494,11 @@
       <w:color w:val="272727" w:themeColor="text1" w:themeTint="D8"/>
     </w:rPr>
   </w:style>
-  <w:style w:type="paragraph" w:styleId="Cmsor9">
+  <w:style w:type="paragraph" w:styleId="Heading9">
     <w:name w:val="heading 9"/>
-    <w:basedOn w:val="Norml"/>
-    <w:next w:val="Norml"/>
-    <w:link w:val="Cmsor9Char"/>
+    <w:basedOn w:val="Normal"/>
+    <w:next w:val="Normal"/>
+    <w:link w:val="Heading9Char"/>
     <w:uiPriority w:val="9"/>
     <w:semiHidden/>
     <w:unhideWhenUsed/>
@@ -3266,13 +4515,12 @@
       <w:color w:val="272727" w:themeColor="text1" w:themeTint="D8"/>
     </w:rPr>
   </w:style>
-  <w:style w:type="character" w:default="1" w:styleId="Bekezdsalapbettpusa">
+  <w:style w:type="character" w:default="1" w:styleId="DefaultParagraphFont">
     <w:name w:val="Default Paragraph Font"/>
     <w:uiPriority w:val="1"/>
-    <w:semiHidden/>
     <w:unhideWhenUsed/>
   </w:style>
-  <w:style w:type="table" w:default="1" w:styleId="Normltblzat">
+  <w:style w:type="table" w:default="1" w:styleId="TableNormal">
     <w:name w:val="Normal Table"/>
     <w:uiPriority w:val="99"/>
     <w:semiHidden/>
@@ -3287,16 +4535,16 @@
       </w:tblCellMar>
     </w:tblPr>
   </w:style>
-  <w:style w:type="numbering" w:default="1" w:styleId="Nemlista">
+  <w:style w:type="numbering" w:default="1" w:styleId="NoList">
     <w:name w:val="No List"/>
     <w:uiPriority w:val="99"/>
     <w:semiHidden/>
     <w:unhideWhenUsed/>
   </w:style>
-  <w:style w:type="character" w:customStyle="1" w:styleId="Cmsor1Char">
-    <w:name w:val="Címsor 1 Char"/>
-    <w:basedOn w:val="Bekezdsalapbettpusa"/>
-    <w:link w:val="Cmsor1"/>
+  <w:style w:type="character" w:customStyle="1" w:styleId="Heading1Char">
+    <w:name w:val="Heading 1 Char"/>
+    <w:basedOn w:val="DefaultParagraphFont"/>
+    <w:link w:val="Heading1"/>
     <w:uiPriority w:val="9"/>
     <w:rsid w:val="002A0D13"/>
     <w:rPr>
@@ -3306,10 +4554,10 @@
       <w:szCs w:val="40"/>
     </w:rPr>
   </w:style>
-  <w:style w:type="character" w:customStyle="1" w:styleId="Cmsor2Char">
-    <w:name w:val="Címsor 2 Char"/>
-    <w:basedOn w:val="Bekezdsalapbettpusa"/>
-    <w:link w:val="Cmsor2"/>
+  <w:style w:type="character" w:customStyle="1" w:styleId="Heading2Char">
+    <w:name w:val="Heading 2 Char"/>
+    <w:basedOn w:val="DefaultParagraphFont"/>
+    <w:link w:val="Heading2"/>
     <w:uiPriority w:val="9"/>
     <w:semiHidden/>
     <w:rsid w:val="002A0D13"/>
@@ -3320,10 +4568,10 @@
       <w:szCs w:val="32"/>
     </w:rPr>
   </w:style>
-  <w:style w:type="character" w:customStyle="1" w:styleId="Cmsor3Char">
-    <w:name w:val="Címsor 3 Char"/>
-    <w:basedOn w:val="Bekezdsalapbettpusa"/>
-    <w:link w:val="Cmsor3"/>
+  <w:style w:type="character" w:customStyle="1" w:styleId="Heading3Char">
+    <w:name w:val="Heading 3 Char"/>
+    <w:basedOn w:val="DefaultParagraphFont"/>
+    <w:link w:val="Heading3"/>
     <w:uiPriority w:val="9"/>
     <w:semiHidden/>
     <w:rsid w:val="002A0D13"/>
@@ -3334,10 +4582,10 @@
       <w:szCs w:val="28"/>
     </w:rPr>
   </w:style>
-  <w:style w:type="character" w:customStyle="1" w:styleId="Cmsor4Char">
-    <w:name w:val="Címsor 4 Char"/>
-    <w:basedOn w:val="Bekezdsalapbettpusa"/>
-    <w:link w:val="Cmsor4"/>
+  <w:style w:type="character" w:customStyle="1" w:styleId="Heading4Char">
+    <w:name w:val="Heading 4 Char"/>
+    <w:basedOn w:val="DefaultParagraphFont"/>
+    <w:link w:val="Heading4"/>
     <w:uiPriority w:val="9"/>
     <w:semiHidden/>
     <w:rsid w:val="002A0D13"/>
@@ -3348,10 +4596,10 @@
       <w:color w:val="0F4761" w:themeColor="accent1" w:themeShade="BF"/>
     </w:rPr>
   </w:style>
-  <w:style w:type="character" w:customStyle="1" w:styleId="Cmsor5Char">
-    <w:name w:val="Címsor 5 Char"/>
-    <w:basedOn w:val="Bekezdsalapbettpusa"/>
-    <w:link w:val="Cmsor5"/>
+  <w:style w:type="character" w:customStyle="1" w:styleId="Heading5Char">
+    <w:name w:val="Heading 5 Char"/>
+    <w:basedOn w:val="DefaultParagraphFont"/>
+    <w:link w:val="Heading5"/>
     <w:uiPriority w:val="9"/>
     <w:semiHidden/>
     <w:rsid w:val="002A0D13"/>
@@ -3360,10 +4608,10 @@
       <w:color w:val="0F4761" w:themeColor="accent1" w:themeShade="BF"/>
     </w:rPr>
   </w:style>
-  <w:style w:type="character" w:customStyle="1" w:styleId="Cmsor6Char">
-    <w:name w:val="Címsor 6 Char"/>
-    <w:basedOn w:val="Bekezdsalapbettpusa"/>
-    <w:link w:val="Cmsor6"/>
+  <w:style w:type="character" w:customStyle="1" w:styleId="Heading6Char">
+    <w:name w:val="Heading 6 Char"/>
+    <w:basedOn w:val="DefaultParagraphFont"/>
+    <w:link w:val="Heading6"/>
     <w:uiPriority w:val="9"/>
     <w:semiHidden/>
     <w:rsid w:val="002A0D13"/>
@@ -3374,10 +4622,10 @@
       <w:color w:val="595959" w:themeColor="text1" w:themeTint="A6"/>
     </w:rPr>
   </w:style>
-  <w:style w:type="character" w:customStyle="1" w:styleId="Cmsor7Char">
-    <w:name w:val="Címsor 7 Char"/>
-    <w:basedOn w:val="Bekezdsalapbettpusa"/>
-    <w:link w:val="Cmsor7"/>
+  <w:style w:type="character" w:customStyle="1" w:styleId="Heading7Char">
+    <w:name w:val="Heading 7 Char"/>
+    <w:basedOn w:val="DefaultParagraphFont"/>
+    <w:link w:val="Heading7"/>
     <w:uiPriority w:val="9"/>
     <w:semiHidden/>
     <w:rsid w:val="002A0D13"/>
@@ -3386,10 +4634,10 @@
       <w:color w:val="595959" w:themeColor="text1" w:themeTint="A6"/>
     </w:rPr>
   </w:style>
-  <w:style w:type="character" w:customStyle="1" w:styleId="Cmsor8Char">
-    <w:name w:val="Címsor 8 Char"/>
-    <w:basedOn w:val="Bekezdsalapbettpusa"/>
-    <w:link w:val="Cmsor8"/>
+  <w:style w:type="character" w:customStyle="1" w:styleId="Heading8Char">
+    <w:name w:val="Heading 8 Char"/>
+    <w:basedOn w:val="DefaultParagraphFont"/>
+    <w:link w:val="Heading8"/>
     <w:uiPriority w:val="9"/>
     <w:semiHidden/>
     <w:rsid w:val="002A0D13"/>
@@ -3400,10 +4648,10 @@
       <w:color w:val="272727" w:themeColor="text1" w:themeTint="D8"/>
     </w:rPr>
   </w:style>
-  <w:style w:type="character" w:customStyle="1" w:styleId="Cmsor9Char">
-    <w:name w:val="Címsor 9 Char"/>
-    <w:basedOn w:val="Bekezdsalapbettpusa"/>
-    <w:link w:val="Cmsor9"/>
+  <w:style w:type="character" w:customStyle="1" w:styleId="Heading9Char">
+    <w:name w:val="Heading 9 Char"/>
+    <w:basedOn w:val="DefaultParagraphFont"/>
+    <w:link w:val="Heading9"/>
     <w:uiPriority w:val="9"/>
     <w:semiHidden/>
     <w:rsid w:val="002A0D13"/>
@@ -3412,11 +4660,11 @@
       <w:color w:val="272727" w:themeColor="text1" w:themeTint="D8"/>
     </w:rPr>
   </w:style>
-  <w:style w:type="paragraph" w:styleId="Cm">
+  <w:style w:type="paragraph" w:styleId="Title">
     <w:name w:val="Title"/>
-    <w:basedOn w:val="Norml"/>
-    <w:next w:val="Norml"/>
-    <w:link w:val="CmChar"/>
+    <w:basedOn w:val="Normal"/>
+    <w:next w:val="Normal"/>
+    <w:link w:val="TitleChar"/>
     <w:uiPriority w:val="10"/>
     <w:qFormat/>
     <w:rsid w:val="002A0D13"/>
@@ -3432,10 +4680,10 @@
       <w:szCs w:val="56"/>
     </w:rPr>
   </w:style>
-  <w:style w:type="character" w:customStyle="1" w:styleId="CmChar">
-    <w:name w:val="Cím Char"/>
-    <w:basedOn w:val="Bekezdsalapbettpusa"/>
-    <w:link w:val="Cm"/>
+  <w:style w:type="character" w:customStyle="1" w:styleId="TitleChar">
+    <w:name w:val="Title Char"/>
+    <w:basedOn w:val="DefaultParagraphFont"/>
+    <w:link w:val="Title"/>
     <w:uiPriority w:val="10"/>
     <w:rsid w:val="002A0D13"/>
     <w:rPr>
@@ -3446,11 +4694,11 @@
       <w:szCs w:val="56"/>
     </w:rPr>
   </w:style>
-  <w:style w:type="paragraph" w:styleId="Alcm">
+  <w:style w:type="paragraph" w:styleId="Subtitle">
     <w:name w:val="Subtitle"/>
-    <w:basedOn w:val="Norml"/>
-    <w:next w:val="Norml"/>
-    <w:link w:val="AlcmChar"/>
+    <w:basedOn w:val="Normal"/>
+    <w:next w:val="Normal"/>
+    <w:link w:val="SubtitleChar"/>
     <w:uiPriority w:val="11"/>
     <w:qFormat/>
     <w:rsid w:val="002A0D13"/>
@@ -3467,10 +4715,10 @@
       <w:szCs w:val="28"/>
     </w:rPr>
   </w:style>
-  <w:style w:type="character" w:customStyle="1" w:styleId="AlcmChar">
-    <w:name w:val="Alcím Char"/>
-    <w:basedOn w:val="Bekezdsalapbettpusa"/>
-    <w:link w:val="Alcm"/>
+  <w:style w:type="character" w:customStyle="1" w:styleId="SubtitleChar">
+    <w:name w:val="Subtitle Char"/>
+    <w:basedOn w:val="DefaultParagraphFont"/>
+    <w:link w:val="Subtitle"/>
     <w:uiPriority w:val="11"/>
     <w:rsid w:val="002A0D13"/>
     <w:rPr>
@@ -3481,11 +4729,11 @@
       <w:szCs w:val="28"/>
     </w:rPr>
   </w:style>
-  <w:style w:type="paragraph" w:styleId="Idzet">
+  <w:style w:type="paragraph" w:styleId="Quote">
     <w:name w:val="Quote"/>
-    <w:basedOn w:val="Norml"/>
-    <w:next w:val="Norml"/>
-    <w:link w:val="IdzetChar"/>
+    <w:basedOn w:val="Normal"/>
+    <w:next w:val="Normal"/>
+    <w:link w:val="QuoteChar"/>
     <w:uiPriority w:val="29"/>
     <w:qFormat/>
     <w:rsid w:val="002A0D13"/>
@@ -3499,10 +4747,10 @@
       <w:color w:val="404040" w:themeColor="text1" w:themeTint="BF"/>
     </w:rPr>
   </w:style>
-  <w:style w:type="character" w:customStyle="1" w:styleId="IdzetChar">
-    <w:name w:val="Idézet Char"/>
-    <w:basedOn w:val="Bekezdsalapbettpusa"/>
-    <w:link w:val="Idzet"/>
+  <w:style w:type="character" w:customStyle="1" w:styleId="QuoteChar">
+    <w:name w:val="Quote Char"/>
+    <w:basedOn w:val="DefaultParagraphFont"/>
+    <w:link w:val="Quote"/>
     <w:uiPriority w:val="29"/>
     <w:rsid w:val="002A0D13"/>
     <w:rPr>
@@ -3511,9 +4759,9 @@
       <w:color w:val="404040" w:themeColor="text1" w:themeTint="BF"/>
     </w:rPr>
   </w:style>
-  <w:style w:type="paragraph" w:styleId="Listaszerbekezds">
+  <w:style w:type="paragraph" w:styleId="ListParagraph">
     <w:name w:val="List Paragraph"/>
-    <w:basedOn w:val="Norml"/>
+    <w:basedOn w:val="Normal"/>
     <w:uiPriority w:val="34"/>
     <w:qFormat/>
     <w:rsid w:val="002A0D13"/>
@@ -3522,9 +4770,9 @@
       <w:contextualSpacing/>
     </w:pPr>
   </w:style>
-  <w:style w:type="character" w:styleId="Erskiemels">
+  <w:style w:type="character" w:styleId="IntenseEmphasis">
     <w:name w:val="Intense Emphasis"/>
-    <w:basedOn w:val="Bekezdsalapbettpusa"/>
+    <w:basedOn w:val="DefaultParagraphFont"/>
     <w:uiPriority w:val="21"/>
     <w:qFormat/>
     <w:rsid w:val="002A0D13"/>
@@ -3534,11 +4782,11 @@
       <w:color w:val="0F4761" w:themeColor="accent1" w:themeShade="BF"/>
     </w:rPr>
   </w:style>
-  <w:style w:type="paragraph" w:styleId="Kiemeltidzet">
+  <w:style w:type="paragraph" w:styleId="IntenseQuote">
     <w:name w:val="Intense Quote"/>
-    <w:basedOn w:val="Norml"/>
-    <w:next w:val="Norml"/>
-    <w:link w:val="KiemeltidzetChar"/>
+    <w:basedOn w:val="Normal"/>
+    <w:next w:val="Normal"/>
+    <w:link w:val="IntenseQuoteChar"/>
     <w:uiPriority w:val="30"/>
     <w:qFormat/>
     <w:rsid w:val="002A0D13"/>
@@ -3557,10 +4805,10 @@
       <w:color w:val="0F4761" w:themeColor="accent1" w:themeShade="BF"/>
     </w:rPr>
   </w:style>
-  <w:style w:type="character" w:customStyle="1" w:styleId="KiemeltidzetChar">
-    <w:name w:val="Kiemelt idézet Char"/>
-    <w:basedOn w:val="Bekezdsalapbettpusa"/>
-    <w:link w:val="Kiemeltidzet"/>
+  <w:style w:type="character" w:customStyle="1" w:styleId="IntenseQuoteChar">
+    <w:name w:val="Intense Quote Char"/>
+    <w:basedOn w:val="DefaultParagraphFont"/>
+    <w:link w:val="IntenseQuote"/>
     <w:uiPriority w:val="30"/>
     <w:rsid w:val="002A0D13"/>
     <w:rPr>
@@ -3569,9 +4817,9 @@
       <w:color w:val="0F4761" w:themeColor="accent1" w:themeShade="BF"/>
     </w:rPr>
   </w:style>
-  <w:style w:type="character" w:styleId="Ershivatkozs">
+  <w:style w:type="character" w:styleId="IntenseReference">
     <w:name w:val="Intense Reference"/>
-    <w:basedOn w:val="Bekezdsalapbettpusa"/>
+    <w:basedOn w:val="DefaultParagraphFont"/>
     <w:uiPriority w:val="32"/>
     <w:qFormat/>
     <w:rsid w:val="002A0D13"/>
@@ -3583,9 +4831,9 @@
       <w:spacing w:val="5"/>
     </w:rPr>
   </w:style>
-  <w:style w:type="table" w:styleId="Rcsostblzat">
+  <w:style w:type="table" w:styleId="TableGrid">
     <w:name w:val="Table Grid"/>
-    <w:basedOn w:val="Normltblzat"/>
+    <w:basedOn w:val="TableNormal"/>
     <w:uiPriority w:val="39"/>
     <w:rsid w:val="00711D8D"/>
     <w:pPr>
